--- a/TEAM CARD.docx
+++ b/TEAM CARD.docx
@@ -2,8 +2,248 @@
 <file path=word/document.xml><?xml version="1.0" encoding="utf-8"?>
 <w:document xmlns:wpc="http://schemas.microsoft.com/office/word/2010/wordprocessingCanvas" xmlns:cx="http://schemas.microsoft.com/office/drawing/2014/chartex" xmlns:cx1="http://schemas.microsoft.com/office/drawing/2015/9/8/chartex" xmlns:cx2="http://schemas.microsoft.com/office/drawing/2015/10/21/chartex" xmlns:cx3="http://schemas.microsoft.com/office/drawing/2016/5/9/chartex" xmlns:cx4="http://schemas.microsoft.com/office/drawing/2016/5/10/chartex" xmlns:cx5="http://schemas.microsoft.com/office/drawing/2016/5/11/chartex" xmlns:cx6="http://schemas.microsoft.com/office/drawing/2016/5/12/chartex" xmlns:cx7="http://schemas.microsoft.com/office/drawing/2016/5/13/chartex" xmlns:cx8="http://schemas.microsoft.com/office/drawing/2016/5/14/chartex" xmlns:mc="http://schemas.openxmlformats.org/markup-compatibility/2006" xmlns:aink="http://schemas.microsoft.com/office/drawing/2016/ink" xmlns:am3d="http://schemas.microsoft.com/office/drawing/2017/model3d" xmlns:o="urn:schemas-microsoft-com:office:office" xmlns:oel="http://schemas.microsoft.com/office/2019/extlst" xmlns:r="http://schemas.openxmlformats.org/officeDocument/2006/relationships" xmlns:m="http://schemas.openxmlformats.org/officeDocument/2006/math" xmlns:v="urn:schemas-microsoft-com:vml" xmlns:wp14="http://schemas.microsoft.com/office/word/2010/wordprocessingDrawing" xmlns:wp="http://schemas.openxmlformats.org/drawingml/2006/wordprocessingDrawing" xmlns:w10="urn:schemas-microsoft-com:office:word" xmlns:w="http://schemas.openxmlformats.org/wordprocessingml/2006/main" xmlns:w14="http://schemas.microsoft.com/office/word/2010/wordml" xmlns:w15="http://schemas.microsoft.com/office/word/2012/wordml" xmlns:w16cex="http://schemas.microsoft.com/office/word/2018/wordml/cex" xmlns:w16cid="http://schemas.microsoft.com/office/word/2016/wordml/cid" xmlns:w16="http://schemas.microsoft.com/office/word/2018/wordml" xmlns:w16du="http://schemas.microsoft.com/office/word/2023/wordml/word16du" xmlns:w16sdtdh="http://schemas.microsoft.com/office/word/2020/wordml/sdtdatahash" xmlns:w16sdtfl="http://schemas.microsoft.com/office/word/2024/wordml/sdtformatlock" xmlns:w16se="http://schemas.microsoft.com/office/word/2015/wordml/symex" xmlns:wpg="http://schemas.microsoft.com/office/word/2010/wordprocessingGroup" xmlns:wpi="http://schemas.microsoft.com/office/word/2010/wordprocessingInk" xmlns:wne="http://schemas.microsoft.com/office/word/2006/wordml" xmlns:wps="http://schemas.microsoft.com/office/word/2010/wordprocessingShape" mc:Ignorable="w14 w15 w16se w16cid w16 w16cex w16sdtdh w16sdtfl w16du wp14">
   <w:body>
+    <w:tbl>
+      <w:tblPr>
+        <w:tblStyle w:val="TableGrid"/>
+        <w:tblpPr w:leftFromText="180" w:rightFromText="180" w:vertAnchor="page" w:horzAnchor="margin" w:tblpY="2956"/>
+        <w:tblW w:w="9614" w:type="dxa"/>
+        <w:tblLook w:val="04A0" w:firstRow="1" w:lastRow="0" w:firstColumn="1" w:lastColumn="0" w:noHBand="0" w:noVBand="1"/>
+      </w:tblPr>
+      <w:tblGrid>
+        <w:gridCol w:w="4807"/>
+        <w:gridCol w:w="4807"/>
+      </w:tblGrid>
+      <w:tr>
+        <w:trPr>
+          <w:trHeight w:val="361"/>
+        </w:trPr>
+        <w:tc>
+          <w:tcPr>
+            <w:tcW w:w="4807" w:type="dxa"/>
+          </w:tcPr>
+          <w:p>
+            <w:pPr>
+              <w:jc w:val="center"/>
+              <w:rPr>
+                <w:b/>
+                <w:bCs/>
+              </w:rPr>
+            </w:pPr>
+            <w:r>
+              <w:rPr>
+                <w:b/>
+                <w:bCs/>
+              </w:rPr>
+              <w:t>ENDROLL NUMBER</w:t>
+            </w:r>
+          </w:p>
+        </w:tc>
+        <w:tc>
+          <w:tcPr>
+            <w:tcW w:w="4807" w:type="dxa"/>
+          </w:tcPr>
+          <w:p>
+            <w:pPr>
+              <w:jc w:val="center"/>
+              <w:rPr>
+                <w:b/>
+                <w:bCs/>
+              </w:rPr>
+            </w:pPr>
+            <w:r>
+              <w:rPr>
+                <w:b/>
+                <w:bCs/>
+              </w:rPr>
+              <w:t>NAME</w:t>
+            </w:r>
+          </w:p>
+        </w:tc>
+      </w:tr>
+      <w:tr>
+        <w:trPr>
+          <w:trHeight w:val="361"/>
+        </w:trPr>
+        <w:tc>
+          <w:tcPr>
+            <w:tcW w:w="4807" w:type="dxa"/>
+          </w:tcPr>
+          <w:p>
+            <w:pPr>
+              <w:rPr>
+                <w:sz w:val="22"/>
+                <w:szCs w:val="22"/>
+              </w:rPr>
+            </w:pPr>
+            <w:r>
+              <w:rPr>
+                <w:sz w:val="22"/>
+                <w:szCs w:val="22"/>
+              </w:rPr>
+              <w:t>2024/ICTS/24</w:t>
+            </w:r>
+          </w:p>
+        </w:tc>
+        <w:tc>
+          <w:tcPr>
+            <w:tcW w:w="4807" w:type="dxa"/>
+          </w:tcPr>
+          <w:p>
+            <w:pPr>
+              <w:rPr>
+                <w:sz w:val="22"/>
+                <w:szCs w:val="22"/>
+              </w:rPr>
+            </w:pPr>
+            <w:r>
+              <w:rPr>
+                <w:sz w:val="22"/>
+                <w:szCs w:val="22"/>
+              </w:rPr>
+              <w:t>A. M. P. U. JAYASIRI</w:t>
+            </w:r>
+          </w:p>
+        </w:tc>
+      </w:tr>
+      <w:tr>
+        <w:trPr>
+          <w:trHeight w:val="379"/>
+        </w:trPr>
+        <w:tc>
+          <w:tcPr>
+            <w:tcW w:w="4807" w:type="dxa"/>
+          </w:tcPr>
+          <w:p>
+            <w:pPr>
+              <w:rPr>
+                <w:sz w:val="22"/>
+                <w:szCs w:val="22"/>
+              </w:rPr>
+            </w:pPr>
+            <w:r>
+              <w:rPr>
+                <w:sz w:val="22"/>
+                <w:szCs w:val="22"/>
+              </w:rPr>
+              <w:t>2024/ICTS/21</w:t>
+            </w:r>
+          </w:p>
+        </w:tc>
+        <w:tc>
+          <w:tcPr>
+            <w:tcW w:w="4807" w:type="dxa"/>
+          </w:tcPr>
+          <w:p>
+            <w:pPr>
+              <w:rPr>
+                <w:sz w:val="22"/>
+                <w:szCs w:val="22"/>
+              </w:rPr>
+            </w:pPr>
+            <w:r>
+              <w:rPr>
+                <w:sz w:val="22"/>
+                <w:szCs w:val="22"/>
+              </w:rPr>
+              <w:t>M. L. WIKSURA</w:t>
+            </w:r>
+          </w:p>
+        </w:tc>
+      </w:tr>
+      <w:tr>
+        <w:trPr>
+          <w:trHeight w:val="342"/>
+        </w:trPr>
+        <w:tc>
+          <w:tcPr>
+            <w:tcW w:w="4807" w:type="dxa"/>
+          </w:tcPr>
+          <w:p>
+            <w:pPr>
+              <w:rPr>
+                <w:sz w:val="22"/>
+                <w:szCs w:val="22"/>
+              </w:rPr>
+            </w:pPr>
+            <w:r>
+              <w:rPr>
+                <w:sz w:val="22"/>
+                <w:szCs w:val="22"/>
+              </w:rPr>
+              <w:t>2024/ICTS/101</w:t>
+            </w:r>
+          </w:p>
+        </w:tc>
+        <w:tc>
+          <w:tcPr>
+            <w:tcW w:w="4807" w:type="dxa"/>
+          </w:tcPr>
+          <w:p>
+            <w:pPr>
+              <w:rPr>
+                <w:sz w:val="22"/>
+                <w:szCs w:val="22"/>
+              </w:rPr>
+            </w:pPr>
+            <w:r>
+              <w:rPr>
+                <w:sz w:val="22"/>
+                <w:szCs w:val="22"/>
+              </w:rPr>
+              <w:t>LAHIRU NETHSHAN</w:t>
+            </w:r>
+          </w:p>
+        </w:tc>
+      </w:tr>
+      <w:tr>
+        <w:trPr>
+          <w:trHeight w:val="342"/>
+        </w:trPr>
+        <w:tc>
+          <w:tcPr>
+            <w:tcW w:w="4807" w:type="dxa"/>
+          </w:tcPr>
+          <w:p>
+            <w:pPr>
+              <w:rPr>
+                <w:sz w:val="22"/>
+                <w:szCs w:val="22"/>
+              </w:rPr>
+            </w:pPr>
+            <w:r>
+              <w:rPr>
+                <w:sz w:val="22"/>
+                <w:szCs w:val="22"/>
+              </w:rPr>
+              <w:t>2024/ICTS/036</w:t>
+            </w:r>
+          </w:p>
+        </w:tc>
+        <w:tc>
+          <w:tcPr>
+            <w:tcW w:w="4807" w:type="dxa"/>
+          </w:tcPr>
+          <w:p>
+            <w:pPr>
+              <w:rPr>
+                <w:sz w:val="22"/>
+                <w:szCs w:val="22"/>
+              </w:rPr>
+            </w:pPr>
+            <w:r>
+              <w:rPr>
+                <w:sz w:val="22"/>
+                <w:szCs w:val="22"/>
+              </w:rPr>
+              <w:t xml:space="preserve">K. P. C. S. JAYAKODI </w:t>
+            </w:r>
+          </w:p>
+        </w:tc>
+      </w:tr>
+    </w:tbl>
     <w:p>
       <w:pPr>
+        <w:jc w:val="center"/>
         <w:rPr>
           <w:b/>
           <w:bCs/>
@@ -20,15 +260,15 @@
         <mc:AlternateContent>
           <mc:Choice Requires="wps">
             <w:drawing>
-              <wp:anchor distT="91440" distB="91440" distL="114300" distR="114300" simplePos="0" relativeHeight="251672576" behindDoc="0" locked="0" layoutInCell="1" allowOverlap="1" wp14:anchorId="44B58211" wp14:editId="5C64D0AB">
+              <wp:anchor distT="91440" distB="91440" distL="114300" distR="114300" simplePos="0" relativeHeight="251672576" behindDoc="0" locked="0" layoutInCell="1" allowOverlap="1" wp14:anchorId="44B58211" wp14:editId="0D36A1DD">
                 <wp:simplePos x="0" y="0"/>
                 <wp:positionH relativeFrom="page">
-                  <wp:posOffset>1760855</wp:posOffset>
+                  <wp:posOffset>1762125</wp:posOffset>
                 </wp:positionH>
                 <wp:positionV relativeFrom="paragraph">
                   <wp:posOffset>0</wp:posOffset>
                 </wp:positionV>
-                <wp:extent cx="3474720" cy="1403985"/>
+                <wp:extent cx="3924300" cy="1000125"/>
                 <wp:effectExtent l="0" t="0" r="0" b="0"/>
                 <wp:wrapTopAndBottom/>
                 <wp:docPr id="1600778058" name="Text Box 2"/>
@@ -44,7 +284,7 @@
                       <wps:spPr bwMode="auto">
                         <a:xfrm>
                           <a:off x="0" y="0"/>
-                          <a:ext cx="3474720" cy="1403985"/>
+                          <a:ext cx="3924300" cy="1000125"/>
                         </a:xfrm>
                         <a:prstGeom prst="rect">
                           <a:avLst/>
@@ -116,16 +356,16 @@
                         </w:txbxContent>
                       </wps:txbx>
                       <wps:bodyPr rot="0" vert="horz" wrap="square" lIns="91440" tIns="45720" rIns="91440" bIns="45720" anchor="t" anchorCtr="0">
-                        <a:spAutoFit/>
+                        <a:noAutofit/>
                       </wps:bodyPr>
                     </wps:wsp>
                   </a:graphicData>
                 </a:graphic>
                 <wp14:sizeRelH relativeFrom="margin">
-                  <wp14:pctWidth>58500</wp14:pctWidth>
+                  <wp14:pctWidth>0</wp14:pctWidth>
                 </wp14:sizeRelH>
                 <wp14:sizeRelV relativeFrom="margin">
-                  <wp14:pctHeight>20000</wp14:pctHeight>
+                  <wp14:pctHeight>0</wp14:pctHeight>
                 </wp14:sizeRelV>
               </wp:anchor>
             </w:drawing>
@@ -136,8 +376,8 @@
                 <v:stroke joinstyle="miter"/>
                 <v:path gradientshapeok="t" o:connecttype="rect"/>
               </v:shapetype>
-              <v:shape id="Text Box 2" o:spid="_x0000_s1026" type="#_x0000_t202" style="position:absolute;margin-left:138.65pt;margin-top:0;width:273.6pt;height:110.55pt;z-index:251672576;visibility:visible;mso-wrap-style:square;mso-width-percent:585;mso-height-percent:200;mso-wrap-distance-left:9pt;mso-wrap-distance-top:7.2pt;mso-wrap-distance-right:9pt;mso-wrap-distance-bottom:7.2pt;mso-position-horizontal:absolute;mso-position-horizontal-relative:page;mso-position-vertical:absolute;mso-position-vertical-relative:text;mso-width-percent:585;mso-height-percent:200;mso-width-relative:margin;mso-height-relative:margin;v-text-anchor:top" o:gfxdata="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" filled="f" stroked="f">
-                <v:textbox style="mso-fit-shape-to-text:t">
+              <v:shape id="Text Box 2" o:spid="_x0000_s1026" type="#_x0000_t202" style="position:absolute;left:0;text-align:left;margin-left:138.75pt;margin-top:0;width:309pt;height:78.75pt;z-index:251672576;visibility:visible;mso-wrap-style:square;mso-width-percent:0;mso-height-percent:0;mso-wrap-distance-left:9pt;mso-wrap-distance-top:7.2pt;mso-wrap-distance-right:9pt;mso-wrap-distance-bottom:7.2pt;mso-position-horizontal:absolute;mso-position-horizontal-relative:page;mso-position-vertical:absolute;mso-position-vertical-relative:text;mso-width-percent:0;mso-height-percent:0;mso-width-relative:margin;mso-height-relative:margin;v-text-anchor:top" o:gfxdata="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" filled="f" stroked="f">
+                <v:textbox>
                   <w:txbxContent>
                     <w:p>
                       <w:pPr>
@@ -201,165 +441,25 @@
           </mc:Fallback>
         </mc:AlternateContent>
       </w:r>
-    </w:p>
-    <w:p>
-      <w:pPr>
-        <w:jc w:val="center"/>
+      <w:r>
         <w:rPr>
           <w:b/>
           <w:bCs/>
           <w:color w:val="0F4761" w:themeColor="accent1" w:themeShade="BF"/>
         </w:rPr>
-      </w:pPr>
-      <w:r>
+        <w:t>TEAM CARD</w:t>
+      </w:r>
+    </w:p>
+    <w:p>
+      <w:pPr>
+        <w:jc w:val="center"/>
         <w:rPr>
           <w:b/>
           <w:bCs/>
           <w:color w:val="0F4761" w:themeColor="accent1" w:themeShade="BF"/>
         </w:rPr>
-        <w:t>TEAM CARD</w:t>
-      </w:r>
+      </w:pPr>
     </w:p>
-    <w:tbl>
-      <w:tblPr>
-        <w:tblStyle w:val="TableGrid"/>
-        <w:tblpPr w:leftFromText="180" w:rightFromText="180" w:vertAnchor="page" w:horzAnchor="margin" w:tblpY="4216"/>
-        <w:tblW w:w="9614" w:type="dxa"/>
-        <w:tblLook w:val="04A0" w:firstRow="1" w:lastRow="0" w:firstColumn="1" w:lastColumn="0" w:noHBand="0" w:noVBand="1"/>
-      </w:tblPr>
-      <w:tblGrid>
-        <w:gridCol w:w="4807"/>
-        <w:gridCol w:w="4807"/>
-      </w:tblGrid>
-      <w:tr>
-        <w:trPr>
-          <w:trHeight w:val="361"/>
-        </w:trPr>
-        <w:tc>
-          <w:tcPr>
-            <w:tcW w:w="4807" w:type="dxa"/>
-          </w:tcPr>
-          <w:p>
-            <w:pPr>
-              <w:jc w:val="center"/>
-              <w:rPr>
-                <w:b/>
-                <w:bCs/>
-              </w:rPr>
-            </w:pPr>
-            <w:r>
-              <w:rPr>
-                <w:b/>
-                <w:bCs/>
-              </w:rPr>
-              <w:t>ENDROLL NUMBER</w:t>
-            </w:r>
-          </w:p>
-        </w:tc>
-        <w:tc>
-          <w:tcPr>
-            <w:tcW w:w="4807" w:type="dxa"/>
-          </w:tcPr>
-          <w:p>
-            <w:pPr>
-              <w:jc w:val="center"/>
-              <w:rPr>
-                <w:b/>
-                <w:bCs/>
-              </w:rPr>
-            </w:pPr>
-            <w:r>
-              <w:rPr>
-                <w:b/>
-                <w:bCs/>
-              </w:rPr>
-              <w:t>NAME</w:t>
-            </w:r>
-          </w:p>
-        </w:tc>
-      </w:tr>
-      <w:tr>
-        <w:trPr>
-          <w:trHeight w:val="361"/>
-        </w:trPr>
-        <w:tc>
-          <w:tcPr>
-            <w:tcW w:w="4807" w:type="dxa"/>
-          </w:tcPr>
-          <w:p>
-            <w:r>
-              <w:t>2024/ICTS/24</w:t>
-            </w:r>
-          </w:p>
-        </w:tc>
-        <w:tc>
-          <w:tcPr>
-            <w:tcW w:w="4807" w:type="dxa"/>
-          </w:tcPr>
-          <w:p>
-            <w:r>
-              <w:t>A. M. P.U. JAYASIRI</w:t>
-            </w:r>
-          </w:p>
-        </w:tc>
-      </w:tr>
-      <w:tr>
-        <w:trPr>
-          <w:trHeight w:val="379"/>
-        </w:trPr>
-        <w:tc>
-          <w:tcPr>
-            <w:tcW w:w="4807" w:type="dxa"/>
-          </w:tcPr>
-          <w:p>
-            <w:r>
-              <w:t>2024/ICTS/21</w:t>
-            </w:r>
-          </w:p>
-        </w:tc>
-        <w:tc>
-          <w:tcPr>
-            <w:tcW w:w="4807" w:type="dxa"/>
-          </w:tcPr>
-          <w:p>
-            <w:r>
-              <w:t>M.</w:t>
-            </w:r>
-            <w:proofErr w:type="gramStart"/>
-            <w:r>
-              <w:t>L.WIKSURA</w:t>
-            </w:r>
-            <w:proofErr w:type="gramEnd"/>
-          </w:p>
-        </w:tc>
-      </w:tr>
-      <w:tr>
-        <w:trPr>
-          <w:trHeight w:val="342"/>
-        </w:trPr>
-        <w:tc>
-          <w:tcPr>
-            <w:tcW w:w="4807" w:type="dxa"/>
-          </w:tcPr>
-          <w:p>
-            <w:r>
-              <w:t>2024/ICTS/101</w:t>
-            </w:r>
-          </w:p>
-        </w:tc>
-        <w:tc>
-          <w:tcPr>
-            <w:tcW w:w="4807" w:type="dxa"/>
-          </w:tcPr>
-          <w:p>
-            <w:r>
-              <w:t>LAHIRU NETHSHAN</w:t>
-            </w:r>
-          </w:p>
-        </w:tc>
-      </w:tr>
-    </w:tbl>
-    <w:p/>
     <w:p>
       <w:pPr>
         <w:jc w:val="center"/>
@@ -371,23 +471,33 @@
       </w:pPr>
       <w:r>
         <w:rPr>
+          <w:b/>
+          <w:bCs/>
+          <w:color w:val="0F4761" w:themeColor="accent1" w:themeShade="BF"/>
+        </w:rPr>
+        <w:t>Mini Table Tennis Game - Explanation</w:t>
+      </w:r>
+    </w:p>
+    <w:p>
+      <w:r>
+        <w:rPr>
           <w:noProof/>
         </w:rPr>
         <mc:AlternateContent>
           <mc:Choice Requires="wps">
             <w:drawing>
-              <wp:anchor distT="0" distB="0" distL="114300" distR="114300" simplePos="0" relativeHeight="251658239" behindDoc="0" locked="0" layoutInCell="1" allowOverlap="1" wp14:anchorId="6E95CD16" wp14:editId="6DFEDC7E">
+              <wp:anchor distT="0" distB="0" distL="114300" distR="114300" simplePos="0" relativeHeight="251659264" behindDoc="0" locked="0" layoutInCell="1" allowOverlap="1" wp14:anchorId="273E11B6" wp14:editId="164E4BD1">
                 <wp:simplePos x="0" y="0"/>
-                <wp:positionH relativeFrom="column">
-                  <wp:posOffset>-123825</wp:posOffset>
+                <wp:positionH relativeFrom="margin">
+                  <wp:posOffset>1076325</wp:posOffset>
                 </wp:positionH>
                 <wp:positionV relativeFrom="paragraph">
-                  <wp:posOffset>326390</wp:posOffset>
+                  <wp:posOffset>276225</wp:posOffset>
                 </wp:positionV>
-                <wp:extent cx="6048375" cy="3514725"/>
-                <wp:effectExtent l="0" t="0" r="28575" b="28575"/>
+                <wp:extent cx="3924300" cy="1609725"/>
+                <wp:effectExtent l="0" t="0" r="19050" b="28575"/>
                 <wp:wrapNone/>
-                <wp:docPr id="1210980421" name="Rectangle 8"/>
+                <wp:docPr id="1323589407" name="Rectangle 1"/>
                 <wp:cNvGraphicFramePr/>
                 <a:graphic xmlns:a="http://schemas.openxmlformats.org/drawingml/2006/main">
                   <a:graphicData uri="http://schemas.microsoft.com/office/word/2010/wordprocessingShape">
@@ -396,7 +506,7 @@
                       <wps:spPr>
                         <a:xfrm>
                           <a:off x="0" y="0"/>
-                          <a:ext cx="6048375" cy="3514725"/>
+                          <a:ext cx="3924300" cy="1609725"/>
                         </a:xfrm>
                         <a:prstGeom prst="rect">
                           <a:avLst/>
@@ -427,187 +537,6 @@
                     </wps:wsp>
                   </a:graphicData>
                 </a:graphic>
-              </wp:anchor>
-            </w:drawing>
-          </mc:Choice>
-          <mc:Fallback>
-            <w:pict>
-              <v:rect w14:anchorId="308D2E2D" id="Rectangle 8" o:spid="_x0000_s1026" style="position:absolute;margin-left:-9.75pt;margin-top:25.7pt;width:476.25pt;height:276.75pt;z-index:251658239;visibility:visible;mso-wrap-style:square;mso-wrap-distance-left:9pt;mso-wrap-distance-top:0;mso-wrap-distance-right:9pt;mso-wrap-distance-bottom:0;mso-position-horizontal:absolute;mso-position-horizontal-relative:text;mso-position-vertical:absolute;mso-position-vertical-relative:text;v-text-anchor:middle" o:gfxdata="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" fillcolor="#156082 [3204]" strokecolor="#030e13 [484]" strokeweight="1.5pt"/>
-            </w:pict>
-          </mc:Fallback>
-        </mc:AlternateContent>
-      </w:r>
-      <w:r>
-        <w:rPr>
-          <w:b/>
-          <w:bCs/>
-          <w:color w:val="0F4761" w:themeColor="accent1" w:themeShade="BF"/>
-        </w:rPr>
-        <w:t>GAME SCRIPT</w:t>
-      </w:r>
-    </w:p>
-    <w:p>
-      <w:r>
-        <w:rPr>
-          <w:noProof/>
-        </w:rPr>
-        <mc:AlternateContent>
-          <mc:Choice Requires="wps">
-            <w:drawing>
-              <wp:anchor distT="0" distB="0" distL="114300" distR="114300" simplePos="0" relativeHeight="251668480" behindDoc="0" locked="0" layoutInCell="1" allowOverlap="1" wp14:anchorId="4FB3180C" wp14:editId="6D912D21">
-                <wp:simplePos x="0" y="0"/>
-                <wp:positionH relativeFrom="column">
-                  <wp:posOffset>4343400</wp:posOffset>
-                </wp:positionH>
-                <wp:positionV relativeFrom="paragraph">
-                  <wp:posOffset>390525</wp:posOffset>
-                </wp:positionV>
-                <wp:extent cx="742950" cy="590550"/>
-                <wp:effectExtent l="0" t="0" r="0" b="0"/>
-                <wp:wrapNone/>
-                <wp:docPr id="1348071694" name="Text Box 1"/>
-                <wp:cNvGraphicFramePr/>
-                <a:graphic xmlns:a="http://schemas.openxmlformats.org/drawingml/2006/main">
-                  <a:graphicData uri="http://schemas.microsoft.com/office/word/2010/wordprocessingShape">
-                    <wps:wsp>
-                      <wps:cNvSpPr txBox="1"/>
-                      <wps:spPr>
-                        <a:xfrm>
-                          <a:off x="0" y="0"/>
-                          <a:ext cx="742950" cy="590550"/>
-                        </a:xfrm>
-                        <a:prstGeom prst="rect">
-                          <a:avLst/>
-                        </a:prstGeom>
-                        <a:noFill/>
-                        <a:ln w="6350">
-                          <a:noFill/>
-                        </a:ln>
-                      </wps:spPr>
-                      <wps:txbx>
-                        <w:txbxContent>
-                          <w:p>
-                            <w:r>
-                              <w:t>Player 2</w:t>
-                            </w:r>
-                          </w:p>
-                          <w:p>
-                            <w:r>
-                              <w:t>Count 5</w:t>
-                            </w:r>
-                          </w:p>
-                        </w:txbxContent>
-                      </wps:txbx>
-                      <wps:bodyPr rot="0" spcFirstLastPara="0" vertOverflow="overflow" horzOverflow="overflow" vert="horz" wrap="square" lIns="91440" tIns="45720" rIns="91440" bIns="45720" numCol="1" spcCol="0" rtlCol="0" fromWordArt="0" anchor="t" anchorCtr="0" forceAA="0" compatLnSpc="1">
-                        <a:prstTxWarp prst="textNoShape">
-                          <a:avLst/>
-                        </a:prstTxWarp>
-                        <a:noAutofit/>
-                      </wps:bodyPr>
-                    </wps:wsp>
-                  </a:graphicData>
-                </a:graphic>
-              </wp:anchor>
-            </w:drawing>
-          </mc:Choice>
-          <mc:Fallback>
-            <w:pict>
-              <v:shape w14:anchorId="4FB3180C" id="Text Box 1" o:spid="_x0000_s1027" type="#_x0000_t202" style="position:absolute;margin-left:342pt;margin-top:30.75pt;width:58.5pt;height:46.5pt;z-index:251668480;visibility:visible;mso-wrap-style:square;mso-wrap-distance-left:9pt;mso-wrap-distance-top:0;mso-wrap-distance-right:9pt;mso-wrap-distance-bottom:0;mso-position-horizontal:absolute;mso-position-horizontal-relative:text;mso-position-vertical:absolute;mso-position-vertical-relative:text;v-text-anchor:top" o:gfxdata="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" filled="f" stroked="f" strokeweight=".5pt">
-                <v:fill o:detectmouseclick="t"/>
-                <v:textbox>
-                  <w:txbxContent>
-                    <w:p>
-                      <w:r>
-                        <w:t>Player 2</w:t>
-                      </w:r>
-                    </w:p>
-                    <w:p>
-                      <w:r>
-                        <w:t>Count 5</w:t>
-                      </w:r>
-                    </w:p>
-                  </w:txbxContent>
-                </v:textbox>
-              </v:shape>
-            </w:pict>
-          </mc:Fallback>
-        </mc:AlternateContent>
-      </w:r>
-      <w:r>
-        <w:rPr>
-          <w:noProof/>
-        </w:rPr>
-        <mc:AlternateContent>
-          <mc:Choice Requires="wps">
-            <w:drawing>
-              <wp:anchor distT="45720" distB="45720" distL="114300" distR="114300" simplePos="0" relativeHeight="251666432" behindDoc="0" locked="0" layoutInCell="1" allowOverlap="1" wp14:anchorId="36C6C871" wp14:editId="37384D9C">
-                <wp:simplePos x="0" y="0"/>
-                <wp:positionH relativeFrom="page">
-                  <wp:posOffset>1447800</wp:posOffset>
-                </wp:positionH>
-                <wp:positionV relativeFrom="paragraph">
-                  <wp:posOffset>381000</wp:posOffset>
-                </wp:positionV>
-                <wp:extent cx="742950" cy="590550"/>
-                <wp:effectExtent l="0" t="0" r="0" b="0"/>
-                <wp:wrapSquare wrapText="bothSides"/>
-                <wp:docPr id="217" name="Text Box 2"/>
-                <wp:cNvGraphicFramePr>
-                  <a:graphicFrameLocks xmlns:a="http://schemas.openxmlformats.org/drawingml/2006/main"/>
-                </wp:cNvGraphicFramePr>
-                <a:graphic xmlns:a="http://schemas.openxmlformats.org/drawingml/2006/main">
-                  <a:graphicData uri="http://schemas.microsoft.com/office/word/2010/wordprocessingShape">
-                    <wps:wsp>
-                      <wps:cNvSpPr txBox="1">
-                        <a:spLocks noChangeArrowheads="1"/>
-                      </wps:cNvSpPr>
-                      <wps:spPr bwMode="auto">
-                        <a:xfrm>
-                          <a:off x="0" y="0"/>
-                          <a:ext cx="742950" cy="590550"/>
-                        </a:xfrm>
-                        <a:prstGeom prst="rect">
-                          <a:avLst/>
-                        </a:prstGeom>
-                        <a:noFill/>
-                        <a:ln>
-                          <a:noFill/>
-                        </a:ln>
-                      </wps:spPr>
-                      <wps:style>
-                        <a:lnRef idx="0">
-                          <a:scrgbClr r="0" g="0" b="0"/>
-                        </a:lnRef>
-                        <a:fillRef idx="0">
-                          <a:scrgbClr r="0" g="0" b="0"/>
-                        </a:fillRef>
-                        <a:effectRef idx="0">
-                          <a:scrgbClr r="0" g="0" b="0"/>
-                        </a:effectRef>
-                        <a:fontRef idx="minor">
-                          <a:schemeClr val="dk1"/>
-                        </a:fontRef>
-                      </wps:style>
-                      <wps:txbx>
-                        <w:txbxContent>
-                          <w:p>
-                            <w:r>
-                              <w:t>Player 1</w:t>
-                            </w:r>
-                          </w:p>
-                          <w:p>
-                            <w:r>
-                              <w:t>Count 5</w:t>
-                            </w:r>
-                          </w:p>
-                        </w:txbxContent>
-                      </wps:txbx>
-                      <wps:bodyPr rot="0" vert="horz" wrap="square" lIns="91440" tIns="45720" rIns="91440" bIns="45720" anchor="t" anchorCtr="0">
-                        <a:noAutofit/>
-                      </wps:bodyPr>
-                    </wps:wsp>
-                  </a:graphicData>
-                </a:graphic>
                 <wp14:sizeRelH relativeFrom="margin">
                   <wp14:pctWidth>0</wp14:pctWidth>
                 </wp14:sizeRelH>
@@ -619,23 +548,9 @@
           </mc:Choice>
           <mc:Fallback>
             <w:pict>
-              <v:shape w14:anchorId="36C6C871" id="_x0000_s1028" type="#_x0000_t202" style="position:absolute;margin-left:114pt;margin-top:30pt;width:58.5pt;height:46.5pt;z-index:251666432;visibility:visible;mso-wrap-style:square;mso-width-percent:0;mso-height-percent:0;mso-wrap-distance-left:9pt;mso-wrap-distance-top:3.6pt;mso-wrap-distance-right:9pt;mso-wrap-distance-bottom:3.6pt;mso-position-horizontal:absolute;mso-position-horizontal-relative:page;mso-position-vertical:absolute;mso-position-vertical-relative:text;mso-width-percent:0;mso-height-percent:0;mso-width-relative:margin;mso-height-relative:margin;v-text-anchor:top" o:gfxdata="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" filled="f" stroked="f">
-                <v:textbox>
-                  <w:txbxContent>
-                    <w:p>
-                      <w:r>
-                        <w:t>Player 1</w:t>
-                      </w:r>
-                    </w:p>
-                    <w:p>
-                      <w:r>
-                        <w:t>Count 5</w:t>
-                      </w:r>
-                    </w:p>
-                  </w:txbxContent>
-                </v:textbox>
-                <w10:wrap type="square" anchorx="page"/>
-              </v:shape>
+              <v:rect w14:anchorId="5047DEB9" id="Rectangle 1" o:spid="_x0000_s1026" style="position:absolute;margin-left:84.75pt;margin-top:21.75pt;width:309pt;height:126.75pt;z-index:251659264;visibility:visible;mso-wrap-style:square;mso-width-percent:0;mso-height-percent:0;mso-wrap-distance-left:9pt;mso-wrap-distance-top:0;mso-wrap-distance-right:9pt;mso-wrap-distance-bottom:0;mso-position-horizontal:absolute;mso-position-horizontal-relative:margin;mso-position-vertical:absolute;mso-position-vertical-relative:text;mso-width-percent:0;mso-height-percent:0;mso-width-relative:margin;mso-height-relative:margin;v-text-anchor:middle" o:gfxdata="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" fillcolor="#156082 [3204]" strokecolor="#030e13 [484]" strokeweight="1.5pt">
+                <w10:wrap anchorx="margin"/>
+              </v:rect>
             </w:pict>
           </mc:Fallback>
         </mc:AlternateContent>
@@ -647,18 +562,18 @@
         <mc:AlternateContent>
           <mc:Choice Requires="wps">
             <w:drawing>
-              <wp:anchor distT="0" distB="0" distL="114300" distR="114300" simplePos="0" relativeHeight="251661312" behindDoc="0" locked="0" layoutInCell="1" allowOverlap="1" wp14:anchorId="2EB4E82C" wp14:editId="49BC970E">
+              <wp:anchor distT="0" distB="0" distL="114300" distR="114300" simplePos="0" relativeHeight="251658239" behindDoc="0" locked="0" layoutInCell="1" allowOverlap="1" wp14:anchorId="6E95CD16" wp14:editId="526DA4D7">
                 <wp:simplePos x="0" y="0"/>
-                <wp:positionH relativeFrom="column">
-                  <wp:posOffset>5000625</wp:posOffset>
+                <wp:positionH relativeFrom="margin">
+                  <wp:posOffset>771525</wp:posOffset>
                 </wp:positionH>
                 <wp:positionV relativeFrom="paragraph">
-                  <wp:posOffset>1866900</wp:posOffset>
+                  <wp:posOffset>73660</wp:posOffset>
                 </wp:positionV>
-                <wp:extent cx="47625" cy="390525"/>
-                <wp:effectExtent l="0" t="0" r="28575" b="28575"/>
+                <wp:extent cx="4505325" cy="2038350"/>
+                <wp:effectExtent l="0" t="0" r="28575" b="19050"/>
                 <wp:wrapNone/>
-                <wp:docPr id="864042811" name="Rectangle 3"/>
+                <wp:docPr id="1210980421" name="Rectangle 8"/>
                 <wp:cNvGraphicFramePr/>
                 <a:graphic xmlns:a="http://schemas.openxmlformats.org/drawingml/2006/main">
                   <a:graphicData uri="http://schemas.microsoft.com/office/word/2010/wordprocessingShape">
@@ -667,78 +582,7 @@
                       <wps:spPr>
                         <a:xfrm>
                           <a:off x="0" y="0"/>
-                          <a:ext cx="47625" cy="390525"/>
-                        </a:xfrm>
-                        <a:prstGeom prst="rect">
-                          <a:avLst/>
-                        </a:prstGeom>
-                        <a:solidFill>
-                          <a:schemeClr val="bg1"/>
-                        </a:solidFill>
-                      </wps:spPr>
-                      <wps:style>
-                        <a:lnRef idx="2">
-                          <a:schemeClr val="dk1">
-                            <a:shade val="15000"/>
-                          </a:schemeClr>
-                        </a:lnRef>
-                        <a:fillRef idx="1">
-                          <a:schemeClr val="dk1"/>
-                        </a:fillRef>
-                        <a:effectRef idx="0">
-                          <a:schemeClr val="dk1"/>
-                        </a:effectRef>
-                        <a:fontRef idx="minor">
-                          <a:schemeClr val="lt1"/>
-                        </a:fontRef>
-                      </wps:style>
-                      <wps:bodyPr rot="0" spcFirstLastPara="0" vertOverflow="overflow" horzOverflow="overflow" vert="horz" wrap="square" lIns="91440" tIns="45720" rIns="91440" bIns="45720" numCol="1" spcCol="0" rtlCol="0" fromWordArt="0" anchor="ctr" anchorCtr="0" forceAA="0" compatLnSpc="1">
-                        <a:prstTxWarp prst="textNoShape">
-                          <a:avLst/>
-                        </a:prstTxWarp>
-                        <a:noAutofit/>
-                      </wps:bodyPr>
-                    </wps:wsp>
-                  </a:graphicData>
-                </a:graphic>
-              </wp:anchor>
-            </w:drawing>
-          </mc:Choice>
-          <mc:Fallback>
-            <w:pict>
-              <v:rect w14:anchorId="1888EA86" id="Rectangle 3" o:spid="_x0000_s1026" style="position:absolute;margin-left:393.75pt;margin-top:147pt;width:3.75pt;height:30.75pt;z-index:251661312;visibility:visible;mso-wrap-style:square;mso-wrap-distance-left:9pt;mso-wrap-distance-top:0;mso-wrap-distance-right:9pt;mso-wrap-distance-bottom:0;mso-position-horizontal:absolute;mso-position-horizontal-relative:text;mso-position-vertical:absolute;mso-position-vertical-relative:text;v-text-anchor:middle" o:gfxdata="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" fillcolor="white [3212]" strokecolor="black [480]" strokeweight="1.5pt"/>
-            </w:pict>
-          </mc:Fallback>
-        </mc:AlternateContent>
-      </w:r>
-      <w:r>
-        <w:rPr>
-          <w:noProof/>
-        </w:rPr>
-        <mc:AlternateContent>
-          <mc:Choice Requires="wps">
-            <w:drawing>
-              <wp:anchor distT="0" distB="0" distL="114300" distR="114300" simplePos="0" relativeHeight="251659264" behindDoc="0" locked="0" layoutInCell="1" allowOverlap="1" wp14:anchorId="273E11B6" wp14:editId="49CF6DE9">
-                <wp:simplePos x="0" y="0"/>
-                <wp:positionH relativeFrom="margin">
-                  <wp:posOffset>513080</wp:posOffset>
-                </wp:positionH>
-                <wp:positionV relativeFrom="paragraph">
-                  <wp:posOffset>1009650</wp:posOffset>
-                </wp:positionV>
-                <wp:extent cx="4924425" cy="2009775"/>
-                <wp:effectExtent l="0" t="0" r="28575" b="28575"/>
-                <wp:wrapNone/>
-                <wp:docPr id="1323589407" name="Rectangle 1"/>
-                <wp:cNvGraphicFramePr/>
-                <a:graphic xmlns:a="http://schemas.openxmlformats.org/drawingml/2006/main">
-                  <a:graphicData uri="http://schemas.microsoft.com/office/word/2010/wordprocessingShape">
-                    <wps:wsp>
-                      <wps:cNvSpPr/>
-                      <wps:spPr>
-                        <a:xfrm>
-                          <a:off x="0" y="0"/>
-                          <a:ext cx="4924425" cy="2009775"/>
+                          <a:ext cx="4505325" cy="2038350"/>
                         </a:xfrm>
                         <a:prstGeom prst="rect">
                           <a:avLst/>
@@ -769,18 +613,26 @@
                     </wps:wsp>
                   </a:graphicData>
                 </a:graphic>
+                <wp14:sizeRelH relativeFrom="margin">
+                  <wp14:pctWidth>0</wp14:pctWidth>
+                </wp14:sizeRelH>
+                <wp14:sizeRelV relativeFrom="margin">
+                  <wp14:pctHeight>0</wp14:pctHeight>
+                </wp14:sizeRelV>
               </wp:anchor>
             </w:drawing>
           </mc:Choice>
           <mc:Fallback>
             <w:pict>
-              <v:rect w14:anchorId="261B2D9E" id="Rectangle 1" o:spid="_x0000_s1026" style="position:absolute;margin-left:40.4pt;margin-top:79.5pt;width:387.75pt;height:158.25pt;z-index:251659264;visibility:visible;mso-wrap-style:square;mso-wrap-distance-left:9pt;mso-wrap-distance-top:0;mso-wrap-distance-right:9pt;mso-wrap-distance-bottom:0;mso-position-horizontal:absolute;mso-position-horizontal-relative:margin;mso-position-vertical:absolute;mso-position-vertical-relative:text;v-text-anchor:middle" o:gfxdata="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" fillcolor="#156082 [3204]" strokecolor="#030e13 [484]" strokeweight="1.5pt">
+              <v:rect w14:anchorId="33DFD377" id="Rectangle 8" o:spid="_x0000_s1026" style="position:absolute;margin-left:60.75pt;margin-top:5.8pt;width:354.75pt;height:160.5pt;z-index:251658239;visibility:visible;mso-wrap-style:square;mso-width-percent:0;mso-height-percent:0;mso-wrap-distance-left:9pt;mso-wrap-distance-top:0;mso-wrap-distance-right:9pt;mso-wrap-distance-bottom:0;mso-position-horizontal:absolute;mso-position-horizontal-relative:margin;mso-position-vertical:absolute;mso-position-vertical-relative:text;mso-width-percent:0;mso-height-percent:0;mso-width-relative:margin;mso-height-relative:margin;v-text-anchor:middle" o:gfxdata="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" fillcolor="#156082 [3204]" strokecolor="#030e13 [484]" strokeweight="1.5pt">
                 <w10:wrap anchorx="margin"/>
               </v:rect>
             </w:pict>
           </mc:Fallback>
         </mc:AlternateContent>
       </w:r>
+    </w:p>
+    <w:p>
       <w:r>
         <w:rPr>
           <w:noProof/>
@@ -788,64 +640,123 @@
         <mc:AlternateContent>
           <mc:Choice Requires="wps">
             <w:drawing>
-              <wp:anchor distT="0" distB="0" distL="114300" distR="114300" simplePos="0" relativeHeight="251664384" behindDoc="0" locked="0" layoutInCell="1" allowOverlap="1" wp14:anchorId="7F5E2201" wp14:editId="22E4636F">
+              <wp:anchor distT="0" distB="0" distL="114300" distR="114300" simplePos="0" relativeHeight="251668480" behindDoc="0" locked="0" layoutInCell="1" allowOverlap="1" wp14:anchorId="4FB3180C" wp14:editId="576CBD33">
                 <wp:simplePos x="0" y="0"/>
                 <wp:positionH relativeFrom="column">
-                  <wp:posOffset>933450</wp:posOffset>
+                  <wp:posOffset>3600450</wp:posOffset>
                 </wp:positionH>
                 <wp:positionV relativeFrom="paragraph">
-                  <wp:posOffset>1600200</wp:posOffset>
+                  <wp:posOffset>6985</wp:posOffset>
                 </wp:positionV>
-                <wp:extent cx="485775" cy="352425"/>
-                <wp:effectExtent l="38100" t="0" r="28575" b="47625"/>
+                <wp:extent cx="1190625" cy="285750"/>
+                <wp:effectExtent l="0" t="0" r="0" b="0"/>
                 <wp:wrapNone/>
-                <wp:docPr id="661852206" name="Straight Arrow Connector 6"/>
+                <wp:docPr id="1348071694" name="Text Box 1"/>
                 <wp:cNvGraphicFramePr/>
                 <a:graphic xmlns:a="http://schemas.openxmlformats.org/drawingml/2006/main">
                   <a:graphicData uri="http://schemas.microsoft.com/office/word/2010/wordprocessingShape">
                     <wps:wsp>
-                      <wps:cNvCnPr/>
+                      <wps:cNvSpPr txBox="1"/>
                       <wps:spPr>
-                        <a:xfrm flipH="1">
+                        <a:xfrm>
                           <a:off x="0" y="0"/>
-                          <a:ext cx="485775" cy="352425"/>
+                          <a:ext cx="1190625" cy="285750"/>
                         </a:xfrm>
-                        <a:prstGeom prst="straightConnector1">
+                        <a:prstGeom prst="rect">
                           <a:avLst/>
                         </a:prstGeom>
-                        <a:ln>
-                          <a:tailEnd type="triangle"/>
+                        <a:noFill/>
+                        <a:ln w="6350">
+                          <a:noFill/>
                         </a:ln>
                       </wps:spPr>
-                      <wps:style>
-                        <a:lnRef idx="2">
-                          <a:schemeClr val="accent1"/>
-                        </a:lnRef>
-                        <a:fillRef idx="0">
-                          <a:schemeClr val="accent1"/>
-                        </a:fillRef>
-                        <a:effectRef idx="1">
-                          <a:schemeClr val="accent1"/>
-                        </a:effectRef>
-                        <a:fontRef idx="minor">
-                          <a:schemeClr val="tx1"/>
-                        </a:fontRef>
-                      </wps:style>
-                      <wps:bodyPr/>
+                      <wps:txbx>
+                        <w:txbxContent>
+                          <w:p>
+                            <w:pPr>
+                              <w:rPr>
+                                <w:sz w:val="22"/>
+                                <w:szCs w:val="22"/>
+                              </w:rPr>
+                            </w:pPr>
+                            <w:r>
+                              <w:rPr>
+                                <w:sz w:val="22"/>
+                                <w:szCs w:val="22"/>
+                              </w:rPr>
+                              <w:t>Player 2</w:t>
+                            </w:r>
+                            <w:r>
+                              <w:rPr>
+                                <w:sz w:val="22"/>
+                                <w:szCs w:val="22"/>
+                              </w:rPr>
+                              <w:t xml:space="preserve"> </w:t>
+                            </w:r>
+                            <w:r>
+                              <w:rPr>
+                                <w:sz w:val="22"/>
+                                <w:szCs w:val="22"/>
+                              </w:rPr>
+                              <w:t>Count 5</w:t>
+                            </w:r>
+                          </w:p>
+                        </w:txbxContent>
+                      </wps:txbx>
+                      <wps:bodyPr rot="0" spcFirstLastPara="0" vertOverflow="overflow" horzOverflow="overflow" vert="horz" wrap="square" lIns="91440" tIns="45720" rIns="91440" bIns="45720" numCol="1" spcCol="0" rtlCol="0" fromWordArt="0" anchor="t" anchorCtr="0" forceAA="0" compatLnSpc="1">
+                        <a:prstTxWarp prst="textNoShape">
+                          <a:avLst/>
+                        </a:prstTxWarp>
+                        <a:noAutofit/>
+                      </wps:bodyPr>
                     </wps:wsp>
                   </a:graphicData>
                 </a:graphic>
+                <wp14:sizeRelH relativeFrom="margin">
+                  <wp14:pctWidth>0</wp14:pctWidth>
+                </wp14:sizeRelH>
+                <wp14:sizeRelV relativeFrom="margin">
+                  <wp14:pctHeight>0</wp14:pctHeight>
+                </wp14:sizeRelV>
               </wp:anchor>
             </w:drawing>
           </mc:Choice>
           <mc:Fallback>
             <w:pict>
-              <v:shapetype w14:anchorId="2905D87A" id="_x0000_t32" coordsize="21600,21600" o:spt="32" o:oned="t" path="m,l21600,21600e" filled="f">
-                <v:path arrowok="t" fillok="f" o:connecttype="none"/>
-                <o:lock v:ext="edit" shapetype="t"/>
-              </v:shapetype>
-              <v:shape id="Straight Arrow Connector 6" o:spid="_x0000_s1026" type="#_x0000_t32" style="position:absolute;margin-left:73.5pt;margin-top:126pt;width:38.25pt;height:27.75pt;flip:x;z-index:251664384;visibility:visible;mso-wrap-style:square;mso-wrap-distance-left:9pt;mso-wrap-distance-top:0;mso-wrap-distance-right:9pt;mso-wrap-distance-bottom:0;mso-position-horizontal:absolute;mso-position-horizontal-relative:text;mso-position-vertical:absolute;mso-position-vertical-relative:text" o:gfxdata="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" strokecolor="#156082 [3204]" strokeweight="1.5pt">
-                <v:stroke endarrow="block" joinstyle="miter"/>
+              <v:shape w14:anchorId="4FB3180C" id="Text Box 1" o:spid="_x0000_s1027" type="#_x0000_t202" style="position:absolute;margin-left:283.5pt;margin-top:.55pt;width:93.75pt;height:22.5pt;z-index:251668480;visibility:visible;mso-wrap-style:square;mso-width-percent:0;mso-height-percent:0;mso-wrap-distance-left:9pt;mso-wrap-distance-top:0;mso-wrap-distance-right:9pt;mso-wrap-distance-bottom:0;mso-position-horizontal:absolute;mso-position-horizontal-relative:text;mso-position-vertical:absolute;mso-position-vertical-relative:text;mso-width-percent:0;mso-height-percent:0;mso-width-relative:margin;mso-height-relative:margin;v-text-anchor:top" o:gfxdata="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" filled="f" stroked="f" strokeweight=".5pt">
+                <v:textbox>
+                  <w:txbxContent>
+                    <w:p>
+                      <w:pPr>
+                        <w:rPr>
+                          <w:sz w:val="22"/>
+                          <w:szCs w:val="22"/>
+                        </w:rPr>
+                      </w:pPr>
+                      <w:r>
+                        <w:rPr>
+                          <w:sz w:val="22"/>
+                          <w:szCs w:val="22"/>
+                        </w:rPr>
+                        <w:t>Player 2</w:t>
+                      </w:r>
+                      <w:r>
+                        <w:rPr>
+                          <w:sz w:val="22"/>
+                          <w:szCs w:val="22"/>
+                        </w:rPr>
+                        <w:t xml:space="preserve"> </w:t>
+                      </w:r>
+                      <w:r>
+                        <w:rPr>
+                          <w:sz w:val="22"/>
+                          <w:szCs w:val="22"/>
+                        </w:rPr>
+                        <w:t>Count 5</w:t>
+                      </w:r>
+                    </w:p>
+                  </w:txbxContent>
+                </v:textbox>
               </v:shape>
             </w:pict>
           </mc:Fallback>
@@ -858,15 +769,160 @@
         <mc:AlternateContent>
           <mc:Choice Requires="wps">
             <w:drawing>
-              <wp:anchor distT="0" distB="0" distL="114300" distR="114300" simplePos="0" relativeHeight="251663360" behindDoc="0" locked="0" layoutInCell="1" allowOverlap="1" wp14:anchorId="69EDA3B4" wp14:editId="077A82F9">
+              <wp:anchor distT="45720" distB="45720" distL="114300" distR="114300" simplePos="0" relativeHeight="251666432" behindDoc="0" locked="0" layoutInCell="1" allowOverlap="1" wp14:anchorId="36C6C871" wp14:editId="6D6494DD">
+                <wp:simplePos x="0" y="0"/>
+                <wp:positionH relativeFrom="page">
+                  <wp:posOffset>1945640</wp:posOffset>
+                </wp:positionH>
+                <wp:positionV relativeFrom="paragraph">
+                  <wp:posOffset>8255</wp:posOffset>
+                </wp:positionV>
+                <wp:extent cx="1295400" cy="257175"/>
+                <wp:effectExtent l="0" t="0" r="0" b="9525"/>
+                <wp:wrapSquare wrapText="bothSides"/>
+                <wp:docPr id="217" name="Text Box 2"/>
+                <wp:cNvGraphicFramePr>
+                  <a:graphicFrameLocks xmlns:a="http://schemas.openxmlformats.org/drawingml/2006/main"/>
+                </wp:cNvGraphicFramePr>
+                <a:graphic xmlns:a="http://schemas.openxmlformats.org/drawingml/2006/main">
+                  <a:graphicData uri="http://schemas.microsoft.com/office/word/2010/wordprocessingShape">
+                    <wps:wsp>
+                      <wps:cNvSpPr txBox="1">
+                        <a:spLocks noChangeArrowheads="1"/>
+                      </wps:cNvSpPr>
+                      <wps:spPr bwMode="auto">
+                        <a:xfrm>
+                          <a:off x="0" y="0"/>
+                          <a:ext cx="1295400" cy="257175"/>
+                        </a:xfrm>
+                        <a:prstGeom prst="rect">
+                          <a:avLst/>
+                        </a:prstGeom>
+                        <a:noFill/>
+                        <a:ln>
+                          <a:noFill/>
+                        </a:ln>
+                      </wps:spPr>
+                      <wps:style>
+                        <a:lnRef idx="0">
+                          <a:scrgbClr r="0" g="0" b="0"/>
+                        </a:lnRef>
+                        <a:fillRef idx="0">
+                          <a:scrgbClr r="0" g="0" b="0"/>
+                        </a:fillRef>
+                        <a:effectRef idx="0">
+                          <a:scrgbClr r="0" g="0" b="0"/>
+                        </a:effectRef>
+                        <a:fontRef idx="minor">
+                          <a:schemeClr val="dk1"/>
+                        </a:fontRef>
+                      </wps:style>
+                      <wps:txbx>
+                        <w:txbxContent>
+                          <w:p>
+                            <w:pPr>
+                              <w:rPr>
+                                <w:sz w:val="22"/>
+                                <w:szCs w:val="22"/>
+                              </w:rPr>
+                            </w:pPr>
+                            <w:r>
+                              <w:rPr>
+                                <w:sz w:val="22"/>
+                                <w:szCs w:val="22"/>
+                              </w:rPr>
+                              <w:t>Player 1</w:t>
+                            </w:r>
+                            <w:r>
+                              <w:rPr>
+                                <w:sz w:val="22"/>
+                                <w:szCs w:val="22"/>
+                              </w:rPr>
+                              <w:t xml:space="preserve"> </w:t>
+                            </w:r>
+                            <w:r>
+                              <w:rPr>
+                                <w:sz w:val="22"/>
+                                <w:szCs w:val="22"/>
+                              </w:rPr>
+                              <w:t>Count 5</w:t>
+                            </w:r>
+                          </w:p>
+                        </w:txbxContent>
+                      </wps:txbx>
+                      <wps:bodyPr rot="0" vert="horz" wrap="square" lIns="91440" tIns="45720" rIns="91440" bIns="45720" anchor="t" anchorCtr="0">
+                        <a:noAutofit/>
+                      </wps:bodyPr>
+                    </wps:wsp>
+                  </a:graphicData>
+                </a:graphic>
+                <wp14:sizeRelH relativeFrom="margin">
+                  <wp14:pctWidth>0</wp14:pctWidth>
+                </wp14:sizeRelH>
+                <wp14:sizeRelV relativeFrom="margin">
+                  <wp14:pctHeight>0</wp14:pctHeight>
+                </wp14:sizeRelV>
+              </wp:anchor>
+            </w:drawing>
+          </mc:Choice>
+          <mc:Fallback>
+            <w:pict>
+              <v:shape w14:anchorId="36C6C871" id="_x0000_s1028" type="#_x0000_t202" style="position:absolute;margin-left:153.2pt;margin-top:.65pt;width:102pt;height:20.25pt;z-index:251666432;visibility:visible;mso-wrap-style:square;mso-width-percent:0;mso-height-percent:0;mso-wrap-distance-left:9pt;mso-wrap-distance-top:3.6pt;mso-wrap-distance-right:9pt;mso-wrap-distance-bottom:3.6pt;mso-position-horizontal:absolute;mso-position-horizontal-relative:page;mso-position-vertical:absolute;mso-position-vertical-relative:text;mso-width-percent:0;mso-height-percent:0;mso-width-relative:margin;mso-height-relative:margin;v-text-anchor:top" o:gfxdata="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" filled="f" stroked="f">
+                <v:textbox>
+                  <w:txbxContent>
+                    <w:p>
+                      <w:pPr>
+                        <w:rPr>
+                          <w:sz w:val="22"/>
+                          <w:szCs w:val="22"/>
+                        </w:rPr>
+                      </w:pPr>
+                      <w:r>
+                        <w:rPr>
+                          <w:sz w:val="22"/>
+                          <w:szCs w:val="22"/>
+                        </w:rPr>
+                        <w:t>Player 1</w:t>
+                      </w:r>
+                      <w:r>
+                        <w:rPr>
+                          <w:sz w:val="22"/>
+                          <w:szCs w:val="22"/>
+                        </w:rPr>
+                        <w:t xml:space="preserve"> </w:t>
+                      </w:r>
+                      <w:r>
+                        <w:rPr>
+                          <w:sz w:val="22"/>
+                          <w:szCs w:val="22"/>
+                        </w:rPr>
+                        <w:t>Count 5</w:t>
+                      </w:r>
+                    </w:p>
+                  </w:txbxContent>
+                </v:textbox>
+                <w10:wrap type="square" anchorx="page"/>
+              </v:shape>
+            </w:pict>
+          </mc:Fallback>
+        </mc:AlternateContent>
+      </w:r>
+      <w:r>
+        <w:rPr>
+          <w:noProof/>
+        </w:rPr>
+        <mc:AlternateContent>
+          <mc:Choice Requires="wps">
+            <w:drawing>
+              <wp:anchor distT="0" distB="0" distL="114300" distR="114300" simplePos="0" relativeHeight="251663360" behindDoc="0" locked="0" layoutInCell="1" allowOverlap="1" wp14:anchorId="69EDA3B4" wp14:editId="1EA79497">
                 <wp:simplePos x="0" y="0"/>
                 <wp:positionH relativeFrom="column">
-                  <wp:posOffset>1447800</wp:posOffset>
+                  <wp:posOffset>1982470</wp:posOffset>
                 </wp:positionH>
                 <wp:positionV relativeFrom="paragraph">
-                  <wp:posOffset>1485900</wp:posOffset>
+                  <wp:posOffset>254000</wp:posOffset>
                 </wp:positionV>
-                <wp:extent cx="123825" cy="123825"/>
+                <wp:extent cx="142875" cy="123825"/>
                 <wp:effectExtent l="0" t="0" r="28575" b="28575"/>
                 <wp:wrapNone/>
                 <wp:docPr id="1550066030" name="Oval 5"/>
@@ -876,9 +932,9 @@
                     <wps:wsp>
                       <wps:cNvSpPr/>
                       <wps:spPr>
-                        <a:xfrm>
+                        <a:xfrm flipH="1">
                           <a:off x="0" y="0"/>
-                          <a:ext cx="123825" cy="123825"/>
+                          <a:ext cx="142875" cy="123825"/>
                         </a:xfrm>
                         <a:prstGeom prst="ellipse">
                           <a:avLst/>
@@ -912,18 +968,26 @@
                     </wps:wsp>
                   </a:graphicData>
                 </a:graphic>
+                <wp14:sizeRelH relativeFrom="margin">
+                  <wp14:pctWidth>0</wp14:pctWidth>
+                </wp14:sizeRelH>
+                <wp14:sizeRelV relativeFrom="margin">
+                  <wp14:pctHeight>0</wp14:pctHeight>
+                </wp14:sizeRelV>
               </wp:anchor>
             </w:drawing>
           </mc:Choice>
           <mc:Fallback>
             <w:pict>
-              <v:oval w14:anchorId="49AB4258" id="Oval 5" o:spid="_x0000_s1026" style="position:absolute;margin-left:114pt;margin-top:117pt;width:9.75pt;height:9.75pt;z-index:251663360;visibility:visible;mso-wrap-style:square;mso-wrap-distance-left:9pt;mso-wrap-distance-top:0;mso-wrap-distance-right:9pt;mso-wrap-distance-bottom:0;mso-position-horizontal:absolute;mso-position-horizontal-relative:text;mso-position-vertical:absolute;mso-position-vertical-relative:text;v-text-anchor:middle" o:gfxdata="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" fillcolor="#e00" strokecolor="#030e13 [484]" strokeweight="1.5pt">
+              <v:oval w14:anchorId="7803DB62" id="Oval 5" o:spid="_x0000_s1026" style="position:absolute;margin-left:156.1pt;margin-top:20pt;width:11.25pt;height:9.75pt;flip:x;z-index:251663360;visibility:visible;mso-wrap-style:square;mso-width-percent:0;mso-height-percent:0;mso-wrap-distance-left:9pt;mso-wrap-distance-top:0;mso-wrap-distance-right:9pt;mso-wrap-distance-bottom:0;mso-position-horizontal:absolute;mso-position-horizontal-relative:text;mso-position-vertical:absolute;mso-position-vertical-relative:text;mso-width-percent:0;mso-height-percent:0;mso-width-relative:margin;mso-height-relative:margin;v-text-anchor:middle" o:gfxdata="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" fillcolor="#e00" strokecolor="#030e13 [484]" strokeweight="1.5pt">
                 <v:stroke joinstyle="miter"/>
               </v:oval>
             </w:pict>
           </mc:Fallback>
         </mc:AlternateContent>
       </w:r>
+    </w:p>
+    <w:p>
       <w:r>
         <w:rPr>
           <w:noProof/>
@@ -931,13 +995,13 @@
         <mc:AlternateContent>
           <mc:Choice Requires="wps">
             <w:drawing>
-              <wp:anchor distT="0" distB="0" distL="114300" distR="114300" simplePos="0" relativeHeight="251662336" behindDoc="0" locked="0" layoutInCell="1" allowOverlap="1" wp14:anchorId="681DDE65" wp14:editId="3261DB5E">
+              <wp:anchor distT="0" distB="0" distL="114300" distR="114300" simplePos="0" relativeHeight="251662336" behindDoc="0" locked="0" layoutInCell="1" allowOverlap="1" wp14:anchorId="681DDE65" wp14:editId="35258ABB">
                 <wp:simplePos x="0" y="0"/>
                 <wp:positionH relativeFrom="column">
-                  <wp:posOffset>2762250</wp:posOffset>
+                  <wp:posOffset>2952750</wp:posOffset>
                 </wp:positionH>
                 <wp:positionV relativeFrom="paragraph">
-                  <wp:posOffset>1762125</wp:posOffset>
+                  <wp:posOffset>134620</wp:posOffset>
                 </wp:positionV>
                 <wp:extent cx="133350" cy="647700"/>
                 <wp:effectExtent l="0" t="0" r="19050" b="19050"/>
@@ -987,7 +1051,7 @@
           </mc:Choice>
           <mc:Fallback>
             <w:pict>
-              <v:rect w14:anchorId="6A48BAB8" id="Rectangle 4" o:spid="_x0000_s1026" style="position:absolute;margin-left:217.5pt;margin-top:138.75pt;width:10.5pt;height:51pt;z-index:251662336;visibility:visible;mso-wrap-style:square;mso-wrap-distance-left:9pt;mso-wrap-distance-top:0;mso-wrap-distance-right:9pt;mso-wrap-distance-bottom:0;mso-position-horizontal:absolute;mso-position-horizontal-relative:text;mso-position-vertical:absolute;mso-position-vertical-relative:text;v-text-anchor:middle" o:gfxdata="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" fillcolor="black [3200]" strokecolor="black [480]" strokeweight="1.5pt"/>
+              <v:rect w14:anchorId="5856CAB0" id="Rectangle 4" o:spid="_x0000_s1026" style="position:absolute;margin-left:232.5pt;margin-top:10.6pt;width:10.5pt;height:51pt;z-index:251662336;visibility:visible;mso-wrap-style:square;mso-wrap-distance-left:9pt;mso-wrap-distance-top:0;mso-wrap-distance-right:9pt;mso-wrap-distance-bottom:0;mso-position-horizontal:absolute;mso-position-horizontal-relative:text;mso-position-vertical:absolute;mso-position-vertical-relative:text;v-text-anchor:middle" o:gfxdata="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" fillcolor="black [3200]" strokecolor="black [480]" strokeweight="1.5pt"/>
             </w:pict>
           </mc:Fallback>
         </mc:AlternateContent>
@@ -999,13 +1063,159 @@
         <mc:AlternateContent>
           <mc:Choice Requires="wps">
             <w:drawing>
-              <wp:anchor distT="0" distB="0" distL="114300" distR="114300" simplePos="0" relativeHeight="251660288" behindDoc="0" locked="0" layoutInCell="1" allowOverlap="1" wp14:anchorId="144E6BE2" wp14:editId="5B393E09">
+              <wp:anchor distT="0" distB="0" distL="114300" distR="114300" simplePos="0" relativeHeight="251674624" behindDoc="0" locked="0" layoutInCell="1" allowOverlap="1" wp14:anchorId="1836B854" wp14:editId="088CA2E1">
                 <wp:simplePos x="0" y="0"/>
                 <wp:positionH relativeFrom="column">
-                  <wp:posOffset>818515</wp:posOffset>
+                  <wp:posOffset>4731385</wp:posOffset>
                 </wp:positionH>
                 <wp:positionV relativeFrom="paragraph">
-                  <wp:posOffset>1914525</wp:posOffset>
+                  <wp:posOffset>271780</wp:posOffset>
+                </wp:positionV>
+                <wp:extent cx="45719" cy="371475"/>
+                <wp:effectExtent l="0" t="0" r="12065" b="28575"/>
+                <wp:wrapNone/>
+                <wp:docPr id="718450522" name="Rectangle 2"/>
+                <wp:cNvGraphicFramePr/>
+                <a:graphic xmlns:a="http://schemas.openxmlformats.org/drawingml/2006/main">
+                  <a:graphicData uri="http://schemas.microsoft.com/office/word/2010/wordprocessingShape">
+                    <wps:wsp>
+                      <wps:cNvSpPr/>
+                      <wps:spPr>
+                        <a:xfrm flipH="1">
+                          <a:off x="0" y="0"/>
+                          <a:ext cx="45719" cy="371475"/>
+                        </a:xfrm>
+                        <a:prstGeom prst="rect">
+                          <a:avLst/>
+                        </a:prstGeom>
+                        <a:solidFill>
+                          <a:schemeClr val="bg1"/>
+                        </a:solidFill>
+                      </wps:spPr>
+                      <wps:style>
+                        <a:lnRef idx="2">
+                          <a:schemeClr val="dk1">
+                            <a:shade val="15000"/>
+                          </a:schemeClr>
+                        </a:lnRef>
+                        <a:fillRef idx="1">
+                          <a:schemeClr val="dk1"/>
+                        </a:fillRef>
+                        <a:effectRef idx="0">
+                          <a:schemeClr val="dk1"/>
+                        </a:effectRef>
+                        <a:fontRef idx="minor">
+                          <a:schemeClr val="lt1"/>
+                        </a:fontRef>
+                      </wps:style>
+                      <wps:bodyPr rot="0" spcFirstLastPara="0" vertOverflow="overflow" horzOverflow="overflow" vert="horz" wrap="square" lIns="91440" tIns="45720" rIns="91440" bIns="45720" numCol="1" spcCol="0" rtlCol="0" fromWordArt="0" anchor="ctr" anchorCtr="0" forceAA="0" compatLnSpc="1">
+                        <a:prstTxWarp prst="textNoShape">
+                          <a:avLst/>
+                        </a:prstTxWarp>
+                        <a:noAutofit/>
+                      </wps:bodyPr>
+                    </wps:wsp>
+                  </a:graphicData>
+                </a:graphic>
+                <wp14:sizeRelH relativeFrom="margin">
+                  <wp14:pctWidth>0</wp14:pctWidth>
+                </wp14:sizeRelH>
+              </wp:anchor>
+            </w:drawing>
+          </mc:Choice>
+          <mc:Fallback>
+            <w:pict>
+              <v:rect w14:anchorId="30B50EC7" id="Rectangle 2" o:spid="_x0000_s1026" style="position:absolute;margin-left:372.55pt;margin-top:21.4pt;width:3.6pt;height:29.25pt;flip:x;z-index:251674624;visibility:visible;mso-wrap-style:square;mso-width-percent:0;mso-wrap-distance-left:9pt;mso-wrap-distance-top:0;mso-wrap-distance-right:9pt;mso-wrap-distance-bottom:0;mso-position-horizontal:absolute;mso-position-horizontal-relative:text;mso-position-vertical:absolute;mso-position-vertical-relative:text;mso-width-percent:0;mso-width-relative:margin;v-text-anchor:middle" o:gfxdata="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" fillcolor="white [3212]" strokecolor="black [480]" strokeweight="1.5pt"/>
+            </w:pict>
+          </mc:Fallback>
+        </mc:AlternateContent>
+      </w:r>
+      <w:r>
+        <w:rPr>
+          <w:noProof/>
+        </w:rPr>
+        <mc:AlternateContent>
+          <mc:Choice Requires="wps">
+            <w:drawing>
+              <wp:anchor distT="0" distB="0" distL="114300" distR="114300" simplePos="0" relativeHeight="251664384" behindDoc="0" locked="0" layoutInCell="1" allowOverlap="1" wp14:anchorId="7F5E2201" wp14:editId="37708C96">
+                <wp:simplePos x="0" y="0"/>
+                <wp:positionH relativeFrom="column">
+                  <wp:posOffset>1409700</wp:posOffset>
+                </wp:positionH>
+                <wp:positionV relativeFrom="paragraph">
+                  <wp:posOffset>81915</wp:posOffset>
+                </wp:positionV>
+                <wp:extent cx="485775" cy="352425"/>
+                <wp:effectExtent l="38100" t="0" r="28575" b="47625"/>
+                <wp:wrapNone/>
+                <wp:docPr id="661852206" name="Straight Arrow Connector 6"/>
+                <wp:cNvGraphicFramePr/>
+                <a:graphic xmlns:a="http://schemas.openxmlformats.org/drawingml/2006/main">
+                  <a:graphicData uri="http://schemas.microsoft.com/office/word/2010/wordprocessingShape">
+                    <wps:wsp>
+                      <wps:cNvCnPr/>
+                      <wps:spPr>
+                        <a:xfrm flipH="1">
+                          <a:off x="0" y="0"/>
+                          <a:ext cx="485775" cy="352425"/>
+                        </a:xfrm>
+                        <a:prstGeom prst="straightConnector1">
+                          <a:avLst/>
+                        </a:prstGeom>
+                        <a:ln>
+                          <a:tailEnd type="triangle"/>
+                        </a:ln>
+                      </wps:spPr>
+                      <wps:style>
+                        <a:lnRef idx="2">
+                          <a:schemeClr val="dk1"/>
+                        </a:lnRef>
+                        <a:fillRef idx="0">
+                          <a:schemeClr val="dk1"/>
+                        </a:fillRef>
+                        <a:effectRef idx="1">
+                          <a:schemeClr val="dk1"/>
+                        </a:effectRef>
+                        <a:fontRef idx="minor">
+                          <a:schemeClr val="tx1"/>
+                        </a:fontRef>
+                      </wps:style>
+                      <wps:bodyPr/>
+                    </wps:wsp>
+                  </a:graphicData>
+                </a:graphic>
+              </wp:anchor>
+            </w:drawing>
+          </mc:Choice>
+          <mc:Fallback>
+            <w:pict>
+              <v:shapetype w14:anchorId="208830FC" id="_x0000_t32" coordsize="21600,21600" o:spt="32" o:oned="t" path="m,l21600,21600e" filled="f">
+                <v:path arrowok="t" fillok="f" o:connecttype="none"/>
+                <o:lock v:ext="edit" shapetype="t"/>
+              </v:shapetype>
+              <v:shape id="Straight Arrow Connector 6" o:spid="_x0000_s1026" type="#_x0000_t32" style="position:absolute;margin-left:111pt;margin-top:6.45pt;width:38.25pt;height:27.75pt;flip:x;z-index:251664384;visibility:visible;mso-wrap-style:square;mso-wrap-distance-left:9pt;mso-wrap-distance-top:0;mso-wrap-distance-right:9pt;mso-wrap-distance-bottom:0;mso-position-horizontal:absolute;mso-position-horizontal-relative:text;mso-position-vertical:absolute;mso-position-vertical-relative:text" o:gfxdata="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" strokecolor="black [3200]" strokeweight="1.5pt">
+                <v:stroke endarrow="block" joinstyle="miter"/>
+              </v:shape>
+            </w:pict>
+          </mc:Fallback>
+        </mc:AlternateContent>
+      </w:r>
+    </w:p>
+    <w:p>
+      <w:r>
+        <w:rPr>
+          <w:noProof/>
+        </w:rPr>
+        <mc:AlternateContent>
+          <mc:Choice Requires="wps">
+            <w:drawing>
+              <wp:anchor distT="0" distB="0" distL="114300" distR="114300" simplePos="0" relativeHeight="251660288" behindDoc="0" locked="0" layoutInCell="1" allowOverlap="1" wp14:anchorId="144E6BE2" wp14:editId="11CAC1DB">
+                <wp:simplePos x="0" y="0"/>
+                <wp:positionH relativeFrom="column">
+                  <wp:posOffset>1218565</wp:posOffset>
+                </wp:positionH>
+                <wp:positionV relativeFrom="paragraph">
+                  <wp:posOffset>8255</wp:posOffset>
                 </wp:positionV>
                 <wp:extent cx="45719" cy="371475"/>
                 <wp:effectExtent l="0" t="0" r="12065" b="28575"/>
@@ -1061,7 +1271,7 @@
           </mc:Choice>
           <mc:Fallback>
             <w:pict>
-              <v:rect w14:anchorId="16657298" id="Rectangle 2" o:spid="_x0000_s1026" style="position:absolute;margin-left:64.45pt;margin-top:150.75pt;width:3.6pt;height:29.25pt;flip:x;z-index:251660288;visibility:visible;mso-wrap-style:square;mso-width-percent:0;mso-wrap-distance-left:9pt;mso-wrap-distance-top:0;mso-wrap-distance-right:9pt;mso-wrap-distance-bottom:0;mso-position-horizontal:absolute;mso-position-horizontal-relative:text;mso-position-vertical:absolute;mso-position-vertical-relative:text;mso-width-percent:0;mso-width-relative:margin;v-text-anchor:middle" o:gfxdata="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" fillcolor="white [3212]" strokecolor="black [480]" strokeweight="1.5pt"/>
+              <v:rect w14:anchorId="76E51F3A" id="Rectangle 2" o:spid="_x0000_s1026" style="position:absolute;margin-left:95.95pt;margin-top:.65pt;width:3.6pt;height:29.25pt;flip:x;z-index:251660288;visibility:visible;mso-wrap-style:square;mso-width-percent:0;mso-wrap-distance-left:9pt;mso-wrap-distance-top:0;mso-wrap-distance-right:9pt;mso-wrap-distance-bottom:0;mso-position-horizontal:absolute;mso-position-horizontal-relative:text;mso-position-vertical:absolute;mso-position-vertical-relative:text;mso-width-percent:0;mso-width-relative:margin;v-text-anchor:middle" o:gfxdata="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" fillcolor="white [3212]" strokecolor="black [480]" strokeweight="1.5pt"/>
             </w:pict>
           </mc:Fallback>
         </mc:AlternateContent>
@@ -1070,91 +1280,390 @@
     <w:p/>
     <w:p/>
     <w:p/>
-    <w:p/>
-    <w:p/>
-    <w:p/>
-    <w:p/>
-    <w:p/>
-    <w:p/>
-    <w:p/>
-    <w:p/>
     <w:p>
       <w:pPr>
-        <w:jc w:val="both"/>
-      </w:pPr>
-      <w:r>
-        <w:t xml:space="preserve">This is a mini table tennis game and this also a multi play </w:t>
+        <w:pStyle w:val="Heading2"/>
+        <w:spacing w:line="240" w:lineRule="auto"/>
+      </w:pPr>
+      <w:r>
+        <w:t>Players</w:t>
+      </w:r>
+    </w:p>
+    <w:p>
+      <w:pPr>
+        <w:spacing w:line="240" w:lineRule="auto"/>
+        <w:rPr>
+          <w:sz w:val="22"/>
+          <w:szCs w:val="22"/>
+        </w:rPr>
+      </w:pPr>
+      <w:r>
+        <w:rPr>
+          <w:sz w:val="22"/>
+          <w:szCs w:val="22"/>
+        </w:rPr>
+        <w:t>The game has two players:</w:t>
+      </w:r>
+    </w:p>
+    <w:p>
+      <w:pPr>
+        <w:pStyle w:val="ListParagraph"/>
+        <w:numPr>
+          <w:ilvl w:val="0"/>
+          <w:numId w:val="2"/>
+        </w:numPr>
+        <w:spacing w:line="240" w:lineRule="auto"/>
+        <w:rPr>
+          <w:sz w:val="22"/>
+          <w:szCs w:val="22"/>
+        </w:rPr>
+      </w:pPr>
+      <w:r>
+        <w:rPr>
+          <w:sz w:val="22"/>
+          <w:szCs w:val="22"/>
+        </w:rPr>
+        <w:t>Player 1 controls the bar using ‘A’ and ‘D’ keys.</w:t>
+      </w:r>
+    </w:p>
+    <w:p>
+      <w:pPr>
+        <w:pStyle w:val="ListParagraph"/>
+        <w:numPr>
+          <w:ilvl w:val="0"/>
+          <w:numId w:val="2"/>
+        </w:numPr>
+        <w:spacing w:line="240" w:lineRule="auto"/>
+        <w:rPr>
+          <w:sz w:val="22"/>
+          <w:szCs w:val="22"/>
+        </w:rPr>
+      </w:pPr>
+      <w:r>
+        <w:rPr>
+          <w:sz w:val="22"/>
+          <w:szCs w:val="22"/>
+        </w:rPr>
+        <w:t>Player 2 controls the bar using Left and Right Arrow keys.</w:t>
+      </w:r>
+    </w:p>
+    <w:p>
+      <w:pPr>
+        <w:pStyle w:val="Heading2"/>
+        <w:spacing w:line="240" w:lineRule="auto"/>
+      </w:pPr>
+      <w:r>
+        <w:t xml:space="preserve">Game </w:t>
+      </w:r>
+      <w:r>
+        <w:t>Objective</w:t>
+      </w:r>
+    </w:p>
+    <w:p>
+      <w:pPr>
+        <w:spacing w:line="240" w:lineRule="auto"/>
+        <w:rPr>
+          <w:sz w:val="22"/>
+          <w:szCs w:val="22"/>
+        </w:rPr>
+      </w:pPr>
+      <w:r>
+        <w:rPr>
+          <w:sz w:val="22"/>
+          <w:szCs w:val="22"/>
+        </w:rPr>
+        <w:t>the main goal of the game is to hit the ball back and forth without missing it.</w:t>
+      </w:r>
+    </w:p>
+    <w:p>
+      <w:pPr>
+        <w:pStyle w:val="Heading2"/>
+        <w:spacing w:line="240" w:lineRule="auto"/>
+      </w:pPr>
+      <w:r>
+        <w:t>Game Mechanics.</w:t>
+      </w:r>
+    </w:p>
+    <w:p>
+      <w:pPr>
+        <w:pStyle w:val="ListParagraph"/>
+        <w:numPr>
+          <w:ilvl w:val="0"/>
+          <w:numId w:val="3"/>
+        </w:numPr>
+        <w:spacing w:line="240" w:lineRule="auto"/>
+        <w:rPr>
+          <w:sz w:val="22"/>
+          <w:szCs w:val="22"/>
+        </w:rPr>
+      </w:pPr>
+      <w:r>
+        <w:rPr>
+          <w:sz w:val="22"/>
+          <w:szCs w:val="22"/>
+        </w:rPr>
+        <w:t>A ball moves continuously between the two players.</w:t>
+      </w:r>
+    </w:p>
+    <w:p>
+      <w:pPr>
+        <w:pStyle w:val="ListParagraph"/>
+        <w:numPr>
+          <w:ilvl w:val="0"/>
+          <w:numId w:val="3"/>
+        </w:numPr>
+        <w:spacing w:line="240" w:lineRule="auto"/>
+        <w:rPr>
+          <w:sz w:val="22"/>
+          <w:szCs w:val="22"/>
+        </w:rPr>
+      </w:pPr>
+      <w:r>
+        <w:rPr>
+          <w:sz w:val="22"/>
+          <w:szCs w:val="22"/>
+        </w:rPr>
+        <w:t>Each player has a bar (paddle) to hit the ball.</w:t>
+      </w:r>
+    </w:p>
+    <w:p>
+      <w:pPr>
+        <w:pStyle w:val="ListParagraph"/>
+        <w:numPr>
+          <w:ilvl w:val="0"/>
+          <w:numId w:val="3"/>
+        </w:numPr>
+        <w:spacing w:line="240" w:lineRule="auto"/>
+        <w:rPr>
+          <w:sz w:val="22"/>
+          <w:szCs w:val="22"/>
+        </w:rPr>
+      </w:pPr>
+      <w:r>
+        <w:rPr>
+          <w:sz w:val="22"/>
+          <w:szCs w:val="22"/>
+        </w:rPr>
+        <w:t xml:space="preserve">When a player successfully hits the </w:t>
       </w:r>
       <w:proofErr w:type="gramStart"/>
       <w:r>
-        <w:t>game .player</w:t>
+        <w:rPr>
+          <w:sz w:val="22"/>
+          <w:szCs w:val="22"/>
+        </w:rPr>
+        <w:t>ball</w:t>
       </w:r>
       <w:proofErr w:type="gramEnd"/>
       <w:r>
-        <w:t xml:space="preserve"> 1 can move his bar using ‘</w:t>
-      </w:r>
-      <w:proofErr w:type="gramStart"/>
-      <w:r>
-        <w:t>A,D</w:t>
-      </w:r>
-      <w:proofErr w:type="gramEnd"/>
-      <w:r>
-        <w:t>’ keys and player 2 can move his bar using ‘</w:t>
-      </w:r>
-      <w:r>
-        <w:t xml:space="preserve">left and right </w:t>
-      </w:r>
-      <w:r>
-        <w:t>arrow keys’.</w:t>
-      </w:r>
-      <w:r>
+        <w:rPr>
+          <w:sz w:val="22"/>
+          <w:szCs w:val="22"/>
+        </w:rPr>
+        <w:t xml:space="preserve"> their score increases by 1.</w:t>
+      </w:r>
+    </w:p>
+    <w:p>
+      <w:pPr>
+        <w:pStyle w:val="ListParagraph"/>
+        <w:numPr>
+          <w:ilvl w:val="0"/>
+          <w:numId w:val="3"/>
+        </w:numPr>
+        <w:spacing w:line="240" w:lineRule="auto"/>
+        <w:rPr>
+          <w:sz w:val="22"/>
+          <w:szCs w:val="22"/>
+        </w:rPr>
+      </w:pPr>
+      <w:r>
+        <w:rPr>
+          <w:sz w:val="22"/>
+          <w:szCs w:val="22"/>
+        </w:rPr>
+        <w:t>If a player is</w:t>
+      </w:r>
+      <w:r>
+        <w:rPr>
+          <w:sz w:val="22"/>
+          <w:szCs w:val="22"/>
+        </w:rPr>
+        <w:t xml:space="preserve"> misses the ball</w:t>
+      </w:r>
+      <w:r>
+        <w:rPr>
+          <w:sz w:val="22"/>
+          <w:szCs w:val="22"/>
+        </w:rPr>
+        <w:t xml:space="preserve"> that player is </w:t>
+      </w:r>
+      <w:r>
+        <w:rPr>
+          <w:sz w:val="22"/>
+          <w:szCs w:val="22"/>
+        </w:rPr>
+        <w:t>eliminated (out). The other player wins the game.</w:t>
+      </w:r>
+    </w:p>
+    <w:p>
+      <w:pPr>
+        <w:pStyle w:val="Heading2"/>
+        <w:spacing w:line="240" w:lineRule="auto"/>
+      </w:pPr>
+      <w:r>
+        <w:t>Difficulty</w:t>
+      </w:r>
+      <w:r>
+        <w:t xml:space="preserve"> System</w:t>
+      </w:r>
+    </w:p>
+    <w:p>
+      <w:pPr>
+        <w:pStyle w:val="ListParagraph"/>
+        <w:numPr>
+          <w:ilvl w:val="0"/>
+          <w:numId w:val="8"/>
+        </w:numPr>
+        <w:spacing w:line="240" w:lineRule="auto"/>
+        <w:rPr>
+          <w:sz w:val="22"/>
+          <w:szCs w:val="22"/>
+        </w:rPr>
+      </w:pPr>
+      <w:r>
+        <w:rPr>
+          <w:sz w:val="22"/>
+          <w:szCs w:val="22"/>
+        </w:rPr>
+        <w:t>The ball speed increases.</w:t>
+      </w:r>
+      <w:r>
+        <w:rPr>
+          <w:sz w:val="22"/>
+          <w:szCs w:val="22"/>
+        </w:rPr>
         <w:t xml:space="preserve"> </w:t>
       </w:r>
       <w:r>
-        <w:t>When levels going up the game that ball is moving faster than fast .</w:t>
-      </w:r>
-      <w:r>
+        <w:rPr>
+          <w:sz w:val="22"/>
+          <w:szCs w:val="22"/>
+        </w:rPr>
         <w:t xml:space="preserve"> </w:t>
       </w:r>
-      <w:proofErr w:type="gramStart"/>
-      <w:r>
-        <w:t>when</w:t>
-      </w:r>
-      <w:proofErr w:type="gramEnd"/>
-      <w:r>
-        <w:t xml:space="preserve"> player pass the ball his score will be increase his score one by </w:t>
-      </w:r>
-      <w:proofErr w:type="gramStart"/>
-      <w:r>
-        <w:t>one .</w:t>
-      </w:r>
-      <w:proofErr w:type="gramEnd"/>
-      <w:r>
-        <w:t xml:space="preserve"> </w:t>
-      </w:r>
-      <w:r>
-        <w:t xml:space="preserve"> if player miss the </w:t>
-      </w:r>
-      <w:proofErr w:type="gramStart"/>
-      <w:r>
-        <w:t>ball</w:t>
-      </w:r>
-      <w:proofErr w:type="gramEnd"/>
-      <w:r>
-        <w:t xml:space="preserve"> then player will be out. After that other player will be </w:t>
-      </w:r>
-      <w:proofErr w:type="gramStart"/>
-      <w:r>
-        <w:t>win .when</w:t>
-      </w:r>
-      <w:proofErr w:type="gramEnd"/>
-      <w:r>
-        <w:t xml:space="preserve"> game over winning player can see his score.</w:t>
-      </w:r>
+      <w:r>
+        <w:rPr>
+          <w:sz w:val="22"/>
+          <w:szCs w:val="22"/>
+        </w:rPr>
+        <w:t>This makes the game more challenging and faster.</w:t>
+      </w:r>
+    </w:p>
+    <w:p>
+      <w:pPr>
+        <w:pStyle w:val="Heading2"/>
+        <w:spacing w:line="240" w:lineRule="auto"/>
+      </w:pPr>
+      <w:r>
+        <w:t>Game Over</w:t>
+      </w:r>
+    </w:p>
+    <w:p>
+      <w:pPr>
+        <w:pStyle w:val="ListParagraph"/>
+        <w:numPr>
+          <w:ilvl w:val="0"/>
+          <w:numId w:val="4"/>
+        </w:numPr>
+        <w:spacing w:line="240" w:lineRule="auto"/>
+        <w:rPr>
+          <w:sz w:val="22"/>
+          <w:szCs w:val="22"/>
+        </w:rPr>
+      </w:pPr>
+      <w:r>
+        <w:rPr>
+          <w:sz w:val="22"/>
+          <w:szCs w:val="22"/>
+        </w:rPr>
+        <w:t>When one player misses the ball:</w:t>
+      </w:r>
+    </w:p>
+    <w:p>
+      <w:pPr>
+        <w:pStyle w:val="ListParagraph"/>
+        <w:numPr>
+          <w:ilvl w:val="0"/>
+          <w:numId w:val="7"/>
+        </w:numPr>
+        <w:spacing w:line="240" w:lineRule="auto"/>
+        <w:rPr>
+          <w:sz w:val="22"/>
+          <w:szCs w:val="22"/>
+        </w:rPr>
+      </w:pPr>
+      <w:r>
+        <w:rPr>
+          <w:sz w:val="22"/>
+          <w:szCs w:val="22"/>
+        </w:rPr>
+        <w:t>The game ends immediately.</w:t>
+      </w:r>
+    </w:p>
+    <w:p>
+      <w:pPr>
+        <w:pStyle w:val="ListParagraph"/>
+        <w:numPr>
+          <w:ilvl w:val="0"/>
+          <w:numId w:val="7"/>
+        </w:numPr>
+        <w:spacing w:line="240" w:lineRule="auto"/>
+        <w:rPr>
+          <w:sz w:val="22"/>
+          <w:szCs w:val="22"/>
+        </w:rPr>
+      </w:pPr>
+      <w:r>
+        <w:rPr>
+          <w:sz w:val="22"/>
+          <w:szCs w:val="22"/>
+        </w:rPr>
+        <w:t>The winning player is displayed.</w:t>
+      </w:r>
+    </w:p>
+    <w:p>
+      <w:pPr>
+        <w:pStyle w:val="ListParagraph"/>
+        <w:numPr>
+          <w:ilvl w:val="0"/>
+          <w:numId w:val="7"/>
+        </w:numPr>
+        <w:spacing w:line="240" w:lineRule="auto"/>
+        <w:rPr>
+          <w:sz w:val="22"/>
+          <w:szCs w:val="22"/>
+        </w:rPr>
+      </w:pPr>
+      <w:r>
+        <w:rPr>
+          <w:sz w:val="22"/>
+          <w:szCs w:val="22"/>
+        </w:rPr>
+        <w:t>The winner can also see their final score.</w:t>
+      </w:r>
+    </w:p>
+    <w:p>
+      <w:pPr>
+        <w:spacing w:line="240" w:lineRule="auto"/>
+        <w:rPr>
+          <w:sz w:val="22"/>
+          <w:szCs w:val="22"/>
+        </w:rPr>
+      </w:pPr>
     </w:p>
     <w:sectPr>
       <w:pgSz w:w="11906" w:h="16838" w:code="9"/>
-      <w:pgMar w:top="1440" w:right="1080" w:bottom="1440" w:left="1080" w:header="708" w:footer="708" w:gutter="0"/>
+      <w:pgMar w:top="907" w:right="1077" w:bottom="907" w:left="1077" w:header="709" w:footer="709" w:gutter="0"/>
       <w:cols w:space="708"/>
       <w:docGrid w:linePitch="360"/>
     </w:sectPr>
@@ -1165,6 +1674,797 @@
 <file path=word/numbering.xml><?xml version="1.0" encoding="utf-8"?>
 <w:numbering xmlns:wpc="http://schemas.microsoft.com/office/word/2010/wordprocessingCanvas" xmlns:cx="http://schemas.microsoft.com/office/drawing/2014/chartex" xmlns:cx1="http://schemas.microsoft.com/office/drawing/2015/9/8/chartex" xmlns:cx2="http://schemas.microsoft.com/office/drawing/2015/10/21/chartex" xmlns:cx3="http://schemas.microsoft.com/office/drawing/2016/5/9/chartex" xmlns:cx4="http://schemas.microsoft.com/office/drawing/2016/5/10/chartex" xmlns:cx5="http://schemas.microsoft.com/office/drawing/2016/5/11/chartex" xmlns:cx6="http://schemas.microsoft.com/office/drawing/2016/5/12/chartex" xmlns:cx7="http://schemas.microsoft.com/office/drawing/2016/5/13/chartex" xmlns:cx8="http://schemas.microsoft.com/office/drawing/2016/5/14/chartex" xmlns:mc="http://schemas.openxmlformats.org/markup-compatibility/2006" xmlns:aink="http://schemas.microsoft.com/office/drawing/2016/ink" xmlns:am3d="http://schemas.microsoft.com/office/drawing/2017/model3d" xmlns:o="urn:schemas-microsoft-com:office:office" xmlns:oel="http://schemas.microsoft.com/office/2019/extlst" xmlns:r="http://schemas.openxmlformats.org/officeDocument/2006/relationships" xmlns:m="http://schemas.openxmlformats.org/officeDocument/2006/math" xmlns:v="urn:schemas-microsoft-com:vml" xmlns:wp14="http://schemas.microsoft.com/office/word/2010/wordprocessingDrawing" xmlns:wp="http://schemas.openxmlformats.org/drawingml/2006/wordprocessingDrawing" xmlns:w10="urn:schemas-microsoft-com:office:word" xmlns:w="http://schemas.openxmlformats.org/wordprocessingml/2006/main" xmlns:w14="http://schemas.microsoft.com/office/word/2010/wordml" xmlns:w15="http://schemas.microsoft.com/office/word/2012/wordml" xmlns:w16cex="http://schemas.microsoft.com/office/word/2018/wordml/cex" xmlns:w16cid="http://schemas.microsoft.com/office/word/2016/wordml/cid" xmlns:w16="http://schemas.microsoft.com/office/word/2018/wordml" xmlns:w16du="http://schemas.microsoft.com/office/word/2023/wordml/word16du" xmlns:w16sdtdh="http://schemas.microsoft.com/office/word/2020/wordml/sdtdatahash" xmlns:w16sdtfl="http://schemas.microsoft.com/office/word/2024/wordml/sdtformatlock" xmlns:w16se="http://schemas.microsoft.com/office/word/2015/wordml/symex" xmlns:wpg="http://schemas.microsoft.com/office/word/2010/wordprocessingGroup" xmlns:wpi="http://schemas.microsoft.com/office/word/2010/wordprocessingInk" xmlns:wne="http://schemas.microsoft.com/office/word/2006/wordml" xmlns:wps="http://schemas.microsoft.com/office/word/2010/wordprocessingShape" mc:Ignorable="w14 w15 w16se w16cid w16 w16cex w16sdtdh w16sdtfl w16du wp14">
   <w:abstractNum w:abstractNumId="0" w15:restartNumberingAfterBreak="0">
+    <w:nsid w:val="0D9B1B5E"/>
+    <w:multiLevelType w:val="hybridMultilevel"/>
+    <w:tmpl w:val="00E237AA"/>
+    <w:lvl w:ilvl="0" w:tplc="08090001">
+      <w:start w:val="1"/>
+      <w:numFmt w:val="bullet"/>
+      <w:lvlText w:val=""/>
+      <w:lvlJc w:val="left"/>
+      <w:pPr>
+        <w:ind w:left="720" w:hanging="360"/>
+      </w:pPr>
+      <w:rPr>
+        <w:rFonts w:ascii="Symbol" w:hAnsi="Symbol" w:hint="default"/>
+      </w:rPr>
+    </w:lvl>
+    <w:lvl w:ilvl="1" w:tplc="08090003" w:tentative="1">
+      <w:start w:val="1"/>
+      <w:numFmt w:val="bullet"/>
+      <w:lvlText w:val="o"/>
+      <w:lvlJc w:val="left"/>
+      <w:pPr>
+        <w:ind w:left="1440" w:hanging="360"/>
+      </w:pPr>
+      <w:rPr>
+        <w:rFonts w:ascii="Courier New" w:hAnsi="Courier New" w:cs="Courier New" w:hint="default"/>
+      </w:rPr>
+    </w:lvl>
+    <w:lvl w:ilvl="2" w:tplc="08090005" w:tentative="1">
+      <w:start w:val="1"/>
+      <w:numFmt w:val="bullet"/>
+      <w:lvlText w:val=""/>
+      <w:lvlJc w:val="left"/>
+      <w:pPr>
+        <w:ind w:left="2160" w:hanging="360"/>
+      </w:pPr>
+      <w:rPr>
+        <w:rFonts w:ascii="Wingdings" w:hAnsi="Wingdings" w:hint="default"/>
+      </w:rPr>
+    </w:lvl>
+    <w:lvl w:ilvl="3" w:tplc="08090001" w:tentative="1">
+      <w:start w:val="1"/>
+      <w:numFmt w:val="bullet"/>
+      <w:lvlText w:val=""/>
+      <w:lvlJc w:val="left"/>
+      <w:pPr>
+        <w:ind w:left="2880" w:hanging="360"/>
+      </w:pPr>
+      <w:rPr>
+        <w:rFonts w:ascii="Symbol" w:hAnsi="Symbol" w:hint="default"/>
+      </w:rPr>
+    </w:lvl>
+    <w:lvl w:ilvl="4" w:tplc="08090003" w:tentative="1">
+      <w:start w:val="1"/>
+      <w:numFmt w:val="bullet"/>
+      <w:lvlText w:val="o"/>
+      <w:lvlJc w:val="left"/>
+      <w:pPr>
+        <w:ind w:left="3600" w:hanging="360"/>
+      </w:pPr>
+      <w:rPr>
+        <w:rFonts w:ascii="Courier New" w:hAnsi="Courier New" w:cs="Courier New" w:hint="default"/>
+      </w:rPr>
+    </w:lvl>
+    <w:lvl w:ilvl="5" w:tplc="08090005" w:tentative="1">
+      <w:start w:val="1"/>
+      <w:numFmt w:val="bullet"/>
+      <w:lvlText w:val=""/>
+      <w:lvlJc w:val="left"/>
+      <w:pPr>
+        <w:ind w:left="4320" w:hanging="360"/>
+      </w:pPr>
+      <w:rPr>
+        <w:rFonts w:ascii="Wingdings" w:hAnsi="Wingdings" w:hint="default"/>
+      </w:rPr>
+    </w:lvl>
+    <w:lvl w:ilvl="6" w:tplc="08090001" w:tentative="1">
+      <w:start w:val="1"/>
+      <w:numFmt w:val="bullet"/>
+      <w:lvlText w:val=""/>
+      <w:lvlJc w:val="left"/>
+      <w:pPr>
+        <w:ind w:left="5040" w:hanging="360"/>
+      </w:pPr>
+      <w:rPr>
+        <w:rFonts w:ascii="Symbol" w:hAnsi="Symbol" w:hint="default"/>
+      </w:rPr>
+    </w:lvl>
+    <w:lvl w:ilvl="7" w:tplc="08090003" w:tentative="1">
+      <w:start w:val="1"/>
+      <w:numFmt w:val="bullet"/>
+      <w:lvlText w:val="o"/>
+      <w:lvlJc w:val="left"/>
+      <w:pPr>
+        <w:ind w:left="5760" w:hanging="360"/>
+      </w:pPr>
+      <w:rPr>
+        <w:rFonts w:ascii="Courier New" w:hAnsi="Courier New" w:cs="Courier New" w:hint="default"/>
+      </w:rPr>
+    </w:lvl>
+    <w:lvl w:ilvl="8" w:tplc="08090005" w:tentative="1">
+      <w:start w:val="1"/>
+      <w:numFmt w:val="bullet"/>
+      <w:lvlText w:val=""/>
+      <w:lvlJc w:val="left"/>
+      <w:pPr>
+        <w:ind w:left="6480" w:hanging="360"/>
+      </w:pPr>
+      <w:rPr>
+        <w:rFonts w:ascii="Wingdings" w:hAnsi="Wingdings" w:hint="default"/>
+      </w:rPr>
+    </w:lvl>
+  </w:abstractNum>
+  <w:abstractNum w:abstractNumId="1" w15:restartNumberingAfterBreak="0">
+    <w:nsid w:val="26513791"/>
+    <w:multiLevelType w:val="hybridMultilevel"/>
+    <w:tmpl w:val="DDAEE73A"/>
+    <w:lvl w:ilvl="0" w:tplc="08090001">
+      <w:start w:val="1"/>
+      <w:numFmt w:val="bullet"/>
+      <w:lvlText w:val=""/>
+      <w:lvlJc w:val="left"/>
+      <w:pPr>
+        <w:ind w:left="720" w:hanging="360"/>
+      </w:pPr>
+      <w:rPr>
+        <w:rFonts w:ascii="Symbol" w:hAnsi="Symbol" w:hint="default"/>
+      </w:rPr>
+    </w:lvl>
+    <w:lvl w:ilvl="1" w:tplc="08090003" w:tentative="1">
+      <w:start w:val="1"/>
+      <w:numFmt w:val="bullet"/>
+      <w:lvlText w:val="o"/>
+      <w:lvlJc w:val="left"/>
+      <w:pPr>
+        <w:ind w:left="1440" w:hanging="360"/>
+      </w:pPr>
+      <w:rPr>
+        <w:rFonts w:ascii="Courier New" w:hAnsi="Courier New" w:cs="Courier New" w:hint="default"/>
+      </w:rPr>
+    </w:lvl>
+    <w:lvl w:ilvl="2" w:tplc="08090005" w:tentative="1">
+      <w:start w:val="1"/>
+      <w:numFmt w:val="bullet"/>
+      <w:lvlText w:val=""/>
+      <w:lvlJc w:val="left"/>
+      <w:pPr>
+        <w:ind w:left="2160" w:hanging="360"/>
+      </w:pPr>
+      <w:rPr>
+        <w:rFonts w:ascii="Wingdings" w:hAnsi="Wingdings" w:hint="default"/>
+      </w:rPr>
+    </w:lvl>
+    <w:lvl w:ilvl="3" w:tplc="08090001" w:tentative="1">
+      <w:start w:val="1"/>
+      <w:numFmt w:val="bullet"/>
+      <w:lvlText w:val=""/>
+      <w:lvlJc w:val="left"/>
+      <w:pPr>
+        <w:ind w:left="2880" w:hanging="360"/>
+      </w:pPr>
+      <w:rPr>
+        <w:rFonts w:ascii="Symbol" w:hAnsi="Symbol" w:hint="default"/>
+      </w:rPr>
+    </w:lvl>
+    <w:lvl w:ilvl="4" w:tplc="08090003" w:tentative="1">
+      <w:start w:val="1"/>
+      <w:numFmt w:val="bullet"/>
+      <w:lvlText w:val="o"/>
+      <w:lvlJc w:val="left"/>
+      <w:pPr>
+        <w:ind w:left="3600" w:hanging="360"/>
+      </w:pPr>
+      <w:rPr>
+        <w:rFonts w:ascii="Courier New" w:hAnsi="Courier New" w:cs="Courier New" w:hint="default"/>
+      </w:rPr>
+    </w:lvl>
+    <w:lvl w:ilvl="5" w:tplc="08090005" w:tentative="1">
+      <w:start w:val="1"/>
+      <w:numFmt w:val="bullet"/>
+      <w:lvlText w:val=""/>
+      <w:lvlJc w:val="left"/>
+      <w:pPr>
+        <w:ind w:left="4320" w:hanging="360"/>
+      </w:pPr>
+      <w:rPr>
+        <w:rFonts w:ascii="Wingdings" w:hAnsi="Wingdings" w:hint="default"/>
+      </w:rPr>
+    </w:lvl>
+    <w:lvl w:ilvl="6" w:tplc="08090001" w:tentative="1">
+      <w:start w:val="1"/>
+      <w:numFmt w:val="bullet"/>
+      <w:lvlText w:val=""/>
+      <w:lvlJc w:val="left"/>
+      <w:pPr>
+        <w:ind w:left="5040" w:hanging="360"/>
+      </w:pPr>
+      <w:rPr>
+        <w:rFonts w:ascii="Symbol" w:hAnsi="Symbol" w:hint="default"/>
+      </w:rPr>
+    </w:lvl>
+    <w:lvl w:ilvl="7" w:tplc="08090003" w:tentative="1">
+      <w:start w:val="1"/>
+      <w:numFmt w:val="bullet"/>
+      <w:lvlText w:val="o"/>
+      <w:lvlJc w:val="left"/>
+      <w:pPr>
+        <w:ind w:left="5760" w:hanging="360"/>
+      </w:pPr>
+      <w:rPr>
+        <w:rFonts w:ascii="Courier New" w:hAnsi="Courier New" w:cs="Courier New" w:hint="default"/>
+      </w:rPr>
+    </w:lvl>
+    <w:lvl w:ilvl="8" w:tplc="08090005" w:tentative="1">
+      <w:start w:val="1"/>
+      <w:numFmt w:val="bullet"/>
+      <w:lvlText w:val=""/>
+      <w:lvlJc w:val="left"/>
+      <w:pPr>
+        <w:ind w:left="6480" w:hanging="360"/>
+      </w:pPr>
+      <w:rPr>
+        <w:rFonts w:ascii="Wingdings" w:hAnsi="Wingdings" w:hint="default"/>
+      </w:rPr>
+    </w:lvl>
+  </w:abstractNum>
+  <w:abstractNum w:abstractNumId="2" w15:restartNumberingAfterBreak="0">
+    <w:nsid w:val="3E7A03A9"/>
+    <w:multiLevelType w:val="hybridMultilevel"/>
+    <w:tmpl w:val="3D1CA71C"/>
+    <w:lvl w:ilvl="0" w:tplc="08090003">
+      <w:start w:val="1"/>
+      <w:numFmt w:val="bullet"/>
+      <w:lvlText w:val="o"/>
+      <w:lvlJc w:val="left"/>
+      <w:pPr>
+        <w:ind w:left="1440" w:hanging="360"/>
+      </w:pPr>
+      <w:rPr>
+        <w:rFonts w:ascii="Courier New" w:hAnsi="Courier New" w:cs="Courier New" w:hint="default"/>
+      </w:rPr>
+    </w:lvl>
+    <w:lvl w:ilvl="1" w:tplc="08090003" w:tentative="1">
+      <w:start w:val="1"/>
+      <w:numFmt w:val="bullet"/>
+      <w:lvlText w:val="o"/>
+      <w:lvlJc w:val="left"/>
+      <w:pPr>
+        <w:ind w:left="2160" w:hanging="360"/>
+      </w:pPr>
+      <w:rPr>
+        <w:rFonts w:ascii="Courier New" w:hAnsi="Courier New" w:cs="Courier New" w:hint="default"/>
+      </w:rPr>
+    </w:lvl>
+    <w:lvl w:ilvl="2" w:tplc="08090005" w:tentative="1">
+      <w:start w:val="1"/>
+      <w:numFmt w:val="bullet"/>
+      <w:lvlText w:val=""/>
+      <w:lvlJc w:val="left"/>
+      <w:pPr>
+        <w:ind w:left="2880" w:hanging="360"/>
+      </w:pPr>
+      <w:rPr>
+        <w:rFonts w:ascii="Wingdings" w:hAnsi="Wingdings" w:hint="default"/>
+      </w:rPr>
+    </w:lvl>
+    <w:lvl w:ilvl="3" w:tplc="08090001" w:tentative="1">
+      <w:start w:val="1"/>
+      <w:numFmt w:val="bullet"/>
+      <w:lvlText w:val=""/>
+      <w:lvlJc w:val="left"/>
+      <w:pPr>
+        <w:ind w:left="3600" w:hanging="360"/>
+      </w:pPr>
+      <w:rPr>
+        <w:rFonts w:ascii="Symbol" w:hAnsi="Symbol" w:hint="default"/>
+      </w:rPr>
+    </w:lvl>
+    <w:lvl w:ilvl="4" w:tplc="08090003" w:tentative="1">
+      <w:start w:val="1"/>
+      <w:numFmt w:val="bullet"/>
+      <w:lvlText w:val="o"/>
+      <w:lvlJc w:val="left"/>
+      <w:pPr>
+        <w:ind w:left="4320" w:hanging="360"/>
+      </w:pPr>
+      <w:rPr>
+        <w:rFonts w:ascii="Courier New" w:hAnsi="Courier New" w:cs="Courier New" w:hint="default"/>
+      </w:rPr>
+    </w:lvl>
+    <w:lvl w:ilvl="5" w:tplc="08090005" w:tentative="1">
+      <w:start w:val="1"/>
+      <w:numFmt w:val="bullet"/>
+      <w:lvlText w:val=""/>
+      <w:lvlJc w:val="left"/>
+      <w:pPr>
+        <w:ind w:left="5040" w:hanging="360"/>
+      </w:pPr>
+      <w:rPr>
+        <w:rFonts w:ascii="Wingdings" w:hAnsi="Wingdings" w:hint="default"/>
+      </w:rPr>
+    </w:lvl>
+    <w:lvl w:ilvl="6" w:tplc="08090001" w:tentative="1">
+      <w:start w:val="1"/>
+      <w:numFmt w:val="bullet"/>
+      <w:lvlText w:val=""/>
+      <w:lvlJc w:val="left"/>
+      <w:pPr>
+        <w:ind w:left="5760" w:hanging="360"/>
+      </w:pPr>
+      <w:rPr>
+        <w:rFonts w:ascii="Symbol" w:hAnsi="Symbol" w:hint="default"/>
+      </w:rPr>
+    </w:lvl>
+    <w:lvl w:ilvl="7" w:tplc="08090003" w:tentative="1">
+      <w:start w:val="1"/>
+      <w:numFmt w:val="bullet"/>
+      <w:lvlText w:val="o"/>
+      <w:lvlJc w:val="left"/>
+      <w:pPr>
+        <w:ind w:left="6480" w:hanging="360"/>
+      </w:pPr>
+      <w:rPr>
+        <w:rFonts w:ascii="Courier New" w:hAnsi="Courier New" w:cs="Courier New" w:hint="default"/>
+      </w:rPr>
+    </w:lvl>
+    <w:lvl w:ilvl="8" w:tplc="08090005" w:tentative="1">
+      <w:start w:val="1"/>
+      <w:numFmt w:val="bullet"/>
+      <w:lvlText w:val=""/>
+      <w:lvlJc w:val="left"/>
+      <w:pPr>
+        <w:ind w:left="7200" w:hanging="360"/>
+      </w:pPr>
+      <w:rPr>
+        <w:rFonts w:ascii="Wingdings" w:hAnsi="Wingdings" w:hint="default"/>
+      </w:rPr>
+    </w:lvl>
+  </w:abstractNum>
+  <w:abstractNum w:abstractNumId="3" w15:restartNumberingAfterBreak="0">
+    <w:nsid w:val="49062EE2"/>
+    <w:multiLevelType w:val="hybridMultilevel"/>
+    <w:tmpl w:val="804C4320"/>
+    <w:lvl w:ilvl="0" w:tplc="08090003">
+      <w:start w:val="1"/>
+      <w:numFmt w:val="bullet"/>
+      <w:lvlText w:val="o"/>
+      <w:lvlJc w:val="left"/>
+      <w:pPr>
+        <w:ind w:left="1440" w:hanging="360"/>
+      </w:pPr>
+      <w:rPr>
+        <w:rFonts w:ascii="Courier New" w:hAnsi="Courier New" w:cs="Courier New" w:hint="default"/>
+      </w:rPr>
+    </w:lvl>
+    <w:lvl w:ilvl="1" w:tplc="08090003" w:tentative="1">
+      <w:start w:val="1"/>
+      <w:numFmt w:val="bullet"/>
+      <w:lvlText w:val="o"/>
+      <w:lvlJc w:val="left"/>
+      <w:pPr>
+        <w:ind w:left="2160" w:hanging="360"/>
+      </w:pPr>
+      <w:rPr>
+        <w:rFonts w:ascii="Courier New" w:hAnsi="Courier New" w:cs="Courier New" w:hint="default"/>
+      </w:rPr>
+    </w:lvl>
+    <w:lvl w:ilvl="2" w:tplc="08090005" w:tentative="1">
+      <w:start w:val="1"/>
+      <w:numFmt w:val="bullet"/>
+      <w:lvlText w:val=""/>
+      <w:lvlJc w:val="left"/>
+      <w:pPr>
+        <w:ind w:left="2880" w:hanging="360"/>
+      </w:pPr>
+      <w:rPr>
+        <w:rFonts w:ascii="Wingdings" w:hAnsi="Wingdings" w:hint="default"/>
+      </w:rPr>
+    </w:lvl>
+    <w:lvl w:ilvl="3" w:tplc="08090001" w:tentative="1">
+      <w:start w:val="1"/>
+      <w:numFmt w:val="bullet"/>
+      <w:lvlText w:val=""/>
+      <w:lvlJc w:val="left"/>
+      <w:pPr>
+        <w:ind w:left="3600" w:hanging="360"/>
+      </w:pPr>
+      <w:rPr>
+        <w:rFonts w:ascii="Symbol" w:hAnsi="Symbol" w:hint="default"/>
+      </w:rPr>
+    </w:lvl>
+    <w:lvl w:ilvl="4" w:tplc="08090003" w:tentative="1">
+      <w:start w:val="1"/>
+      <w:numFmt w:val="bullet"/>
+      <w:lvlText w:val="o"/>
+      <w:lvlJc w:val="left"/>
+      <w:pPr>
+        <w:ind w:left="4320" w:hanging="360"/>
+      </w:pPr>
+      <w:rPr>
+        <w:rFonts w:ascii="Courier New" w:hAnsi="Courier New" w:cs="Courier New" w:hint="default"/>
+      </w:rPr>
+    </w:lvl>
+    <w:lvl w:ilvl="5" w:tplc="08090005" w:tentative="1">
+      <w:start w:val="1"/>
+      <w:numFmt w:val="bullet"/>
+      <w:lvlText w:val=""/>
+      <w:lvlJc w:val="left"/>
+      <w:pPr>
+        <w:ind w:left="5040" w:hanging="360"/>
+      </w:pPr>
+      <w:rPr>
+        <w:rFonts w:ascii="Wingdings" w:hAnsi="Wingdings" w:hint="default"/>
+      </w:rPr>
+    </w:lvl>
+    <w:lvl w:ilvl="6" w:tplc="08090001" w:tentative="1">
+      <w:start w:val="1"/>
+      <w:numFmt w:val="bullet"/>
+      <w:lvlText w:val=""/>
+      <w:lvlJc w:val="left"/>
+      <w:pPr>
+        <w:ind w:left="5760" w:hanging="360"/>
+      </w:pPr>
+      <w:rPr>
+        <w:rFonts w:ascii="Symbol" w:hAnsi="Symbol" w:hint="default"/>
+      </w:rPr>
+    </w:lvl>
+    <w:lvl w:ilvl="7" w:tplc="08090003" w:tentative="1">
+      <w:start w:val="1"/>
+      <w:numFmt w:val="bullet"/>
+      <w:lvlText w:val="o"/>
+      <w:lvlJc w:val="left"/>
+      <w:pPr>
+        <w:ind w:left="6480" w:hanging="360"/>
+      </w:pPr>
+      <w:rPr>
+        <w:rFonts w:ascii="Courier New" w:hAnsi="Courier New" w:cs="Courier New" w:hint="default"/>
+      </w:rPr>
+    </w:lvl>
+    <w:lvl w:ilvl="8" w:tplc="08090005" w:tentative="1">
+      <w:start w:val="1"/>
+      <w:numFmt w:val="bullet"/>
+      <w:lvlText w:val=""/>
+      <w:lvlJc w:val="left"/>
+      <w:pPr>
+        <w:ind w:left="7200" w:hanging="360"/>
+      </w:pPr>
+      <w:rPr>
+        <w:rFonts w:ascii="Wingdings" w:hAnsi="Wingdings" w:hint="default"/>
+      </w:rPr>
+    </w:lvl>
+  </w:abstractNum>
+  <w:abstractNum w:abstractNumId="4" w15:restartNumberingAfterBreak="0">
+    <w:nsid w:val="5CFD13FD"/>
+    <w:multiLevelType w:val="hybridMultilevel"/>
+    <w:tmpl w:val="A42EFEC8"/>
+    <w:lvl w:ilvl="0" w:tplc="08090001">
+      <w:start w:val="1"/>
+      <w:numFmt w:val="bullet"/>
+      <w:lvlText w:val=""/>
+      <w:lvlJc w:val="left"/>
+      <w:pPr>
+        <w:ind w:left="720" w:hanging="360"/>
+      </w:pPr>
+      <w:rPr>
+        <w:rFonts w:ascii="Symbol" w:hAnsi="Symbol" w:hint="default"/>
+      </w:rPr>
+    </w:lvl>
+    <w:lvl w:ilvl="1" w:tplc="08090003" w:tentative="1">
+      <w:start w:val="1"/>
+      <w:numFmt w:val="bullet"/>
+      <w:lvlText w:val="o"/>
+      <w:lvlJc w:val="left"/>
+      <w:pPr>
+        <w:ind w:left="1440" w:hanging="360"/>
+      </w:pPr>
+      <w:rPr>
+        <w:rFonts w:ascii="Courier New" w:hAnsi="Courier New" w:cs="Courier New" w:hint="default"/>
+      </w:rPr>
+    </w:lvl>
+    <w:lvl w:ilvl="2" w:tplc="08090005" w:tentative="1">
+      <w:start w:val="1"/>
+      <w:numFmt w:val="bullet"/>
+      <w:lvlText w:val=""/>
+      <w:lvlJc w:val="left"/>
+      <w:pPr>
+        <w:ind w:left="2160" w:hanging="360"/>
+      </w:pPr>
+      <w:rPr>
+        <w:rFonts w:ascii="Wingdings" w:hAnsi="Wingdings" w:hint="default"/>
+      </w:rPr>
+    </w:lvl>
+    <w:lvl w:ilvl="3" w:tplc="08090001" w:tentative="1">
+      <w:start w:val="1"/>
+      <w:numFmt w:val="bullet"/>
+      <w:lvlText w:val=""/>
+      <w:lvlJc w:val="left"/>
+      <w:pPr>
+        <w:ind w:left="2880" w:hanging="360"/>
+      </w:pPr>
+      <w:rPr>
+        <w:rFonts w:ascii="Symbol" w:hAnsi="Symbol" w:hint="default"/>
+      </w:rPr>
+    </w:lvl>
+    <w:lvl w:ilvl="4" w:tplc="08090003" w:tentative="1">
+      <w:start w:val="1"/>
+      <w:numFmt w:val="bullet"/>
+      <w:lvlText w:val="o"/>
+      <w:lvlJc w:val="left"/>
+      <w:pPr>
+        <w:ind w:left="3600" w:hanging="360"/>
+      </w:pPr>
+      <w:rPr>
+        <w:rFonts w:ascii="Courier New" w:hAnsi="Courier New" w:cs="Courier New" w:hint="default"/>
+      </w:rPr>
+    </w:lvl>
+    <w:lvl w:ilvl="5" w:tplc="08090005" w:tentative="1">
+      <w:start w:val="1"/>
+      <w:numFmt w:val="bullet"/>
+      <w:lvlText w:val=""/>
+      <w:lvlJc w:val="left"/>
+      <w:pPr>
+        <w:ind w:left="4320" w:hanging="360"/>
+      </w:pPr>
+      <w:rPr>
+        <w:rFonts w:ascii="Wingdings" w:hAnsi="Wingdings" w:hint="default"/>
+      </w:rPr>
+    </w:lvl>
+    <w:lvl w:ilvl="6" w:tplc="08090001" w:tentative="1">
+      <w:start w:val="1"/>
+      <w:numFmt w:val="bullet"/>
+      <w:lvlText w:val=""/>
+      <w:lvlJc w:val="left"/>
+      <w:pPr>
+        <w:ind w:left="5040" w:hanging="360"/>
+      </w:pPr>
+      <w:rPr>
+        <w:rFonts w:ascii="Symbol" w:hAnsi="Symbol" w:hint="default"/>
+      </w:rPr>
+    </w:lvl>
+    <w:lvl w:ilvl="7" w:tplc="08090003" w:tentative="1">
+      <w:start w:val="1"/>
+      <w:numFmt w:val="bullet"/>
+      <w:lvlText w:val="o"/>
+      <w:lvlJc w:val="left"/>
+      <w:pPr>
+        <w:ind w:left="5760" w:hanging="360"/>
+      </w:pPr>
+      <w:rPr>
+        <w:rFonts w:ascii="Courier New" w:hAnsi="Courier New" w:cs="Courier New" w:hint="default"/>
+      </w:rPr>
+    </w:lvl>
+    <w:lvl w:ilvl="8" w:tplc="08090005" w:tentative="1">
+      <w:start w:val="1"/>
+      <w:numFmt w:val="bullet"/>
+      <w:lvlText w:val=""/>
+      <w:lvlJc w:val="left"/>
+      <w:pPr>
+        <w:ind w:left="6480" w:hanging="360"/>
+      </w:pPr>
+      <w:rPr>
+        <w:rFonts w:ascii="Wingdings" w:hAnsi="Wingdings" w:hint="default"/>
+      </w:rPr>
+    </w:lvl>
+  </w:abstractNum>
+  <w:abstractNum w:abstractNumId="5" w15:restartNumberingAfterBreak="0">
+    <w:nsid w:val="65AC4837"/>
+    <w:multiLevelType w:val="hybridMultilevel"/>
+    <w:tmpl w:val="5CB03152"/>
+    <w:lvl w:ilvl="0" w:tplc="08090003">
+      <w:start w:val="1"/>
+      <w:numFmt w:val="bullet"/>
+      <w:lvlText w:val="o"/>
+      <w:lvlJc w:val="left"/>
+      <w:pPr>
+        <w:ind w:left="720" w:hanging="360"/>
+      </w:pPr>
+      <w:rPr>
+        <w:rFonts w:ascii="Courier New" w:hAnsi="Courier New" w:cs="Courier New" w:hint="default"/>
+      </w:rPr>
+    </w:lvl>
+    <w:lvl w:ilvl="1" w:tplc="08090003" w:tentative="1">
+      <w:start w:val="1"/>
+      <w:numFmt w:val="bullet"/>
+      <w:lvlText w:val="o"/>
+      <w:lvlJc w:val="left"/>
+      <w:pPr>
+        <w:ind w:left="1440" w:hanging="360"/>
+      </w:pPr>
+      <w:rPr>
+        <w:rFonts w:ascii="Courier New" w:hAnsi="Courier New" w:cs="Courier New" w:hint="default"/>
+      </w:rPr>
+    </w:lvl>
+    <w:lvl w:ilvl="2" w:tplc="08090005" w:tentative="1">
+      <w:start w:val="1"/>
+      <w:numFmt w:val="bullet"/>
+      <w:lvlText w:val=""/>
+      <w:lvlJc w:val="left"/>
+      <w:pPr>
+        <w:ind w:left="2160" w:hanging="360"/>
+      </w:pPr>
+      <w:rPr>
+        <w:rFonts w:ascii="Wingdings" w:hAnsi="Wingdings" w:hint="default"/>
+      </w:rPr>
+    </w:lvl>
+    <w:lvl w:ilvl="3" w:tplc="08090001" w:tentative="1">
+      <w:start w:val="1"/>
+      <w:numFmt w:val="bullet"/>
+      <w:lvlText w:val=""/>
+      <w:lvlJc w:val="left"/>
+      <w:pPr>
+        <w:ind w:left="2880" w:hanging="360"/>
+      </w:pPr>
+      <w:rPr>
+        <w:rFonts w:ascii="Symbol" w:hAnsi="Symbol" w:hint="default"/>
+      </w:rPr>
+    </w:lvl>
+    <w:lvl w:ilvl="4" w:tplc="08090003" w:tentative="1">
+      <w:start w:val="1"/>
+      <w:numFmt w:val="bullet"/>
+      <w:lvlText w:val="o"/>
+      <w:lvlJc w:val="left"/>
+      <w:pPr>
+        <w:ind w:left="3600" w:hanging="360"/>
+      </w:pPr>
+      <w:rPr>
+        <w:rFonts w:ascii="Courier New" w:hAnsi="Courier New" w:cs="Courier New" w:hint="default"/>
+      </w:rPr>
+    </w:lvl>
+    <w:lvl w:ilvl="5" w:tplc="08090005" w:tentative="1">
+      <w:start w:val="1"/>
+      <w:numFmt w:val="bullet"/>
+      <w:lvlText w:val=""/>
+      <w:lvlJc w:val="left"/>
+      <w:pPr>
+        <w:ind w:left="4320" w:hanging="360"/>
+      </w:pPr>
+      <w:rPr>
+        <w:rFonts w:ascii="Wingdings" w:hAnsi="Wingdings" w:hint="default"/>
+      </w:rPr>
+    </w:lvl>
+    <w:lvl w:ilvl="6" w:tplc="08090001" w:tentative="1">
+      <w:start w:val="1"/>
+      <w:numFmt w:val="bullet"/>
+      <w:lvlText w:val=""/>
+      <w:lvlJc w:val="left"/>
+      <w:pPr>
+        <w:ind w:left="5040" w:hanging="360"/>
+      </w:pPr>
+      <w:rPr>
+        <w:rFonts w:ascii="Symbol" w:hAnsi="Symbol" w:hint="default"/>
+      </w:rPr>
+    </w:lvl>
+    <w:lvl w:ilvl="7" w:tplc="08090003" w:tentative="1">
+      <w:start w:val="1"/>
+      <w:numFmt w:val="bullet"/>
+      <w:lvlText w:val="o"/>
+      <w:lvlJc w:val="left"/>
+      <w:pPr>
+        <w:ind w:left="5760" w:hanging="360"/>
+      </w:pPr>
+      <w:rPr>
+        <w:rFonts w:ascii="Courier New" w:hAnsi="Courier New" w:cs="Courier New" w:hint="default"/>
+      </w:rPr>
+    </w:lvl>
+    <w:lvl w:ilvl="8" w:tplc="08090005" w:tentative="1">
+      <w:start w:val="1"/>
+      <w:numFmt w:val="bullet"/>
+      <w:lvlText w:val=""/>
+      <w:lvlJc w:val="left"/>
+      <w:pPr>
+        <w:ind w:left="6480" w:hanging="360"/>
+      </w:pPr>
+      <w:rPr>
+        <w:rFonts w:ascii="Wingdings" w:hAnsi="Wingdings" w:hint="default"/>
+      </w:rPr>
+    </w:lvl>
+  </w:abstractNum>
+  <w:abstractNum w:abstractNumId="6" w15:restartNumberingAfterBreak="0">
+    <w:nsid w:val="69C575C2"/>
+    <w:multiLevelType w:val="hybridMultilevel"/>
+    <w:tmpl w:val="C0925A28"/>
+    <w:lvl w:ilvl="0" w:tplc="08090001">
+      <w:start w:val="1"/>
+      <w:numFmt w:val="bullet"/>
+      <w:lvlText w:val=""/>
+      <w:lvlJc w:val="left"/>
+      <w:pPr>
+        <w:ind w:left="720" w:hanging="360"/>
+      </w:pPr>
+      <w:rPr>
+        <w:rFonts w:ascii="Symbol" w:hAnsi="Symbol" w:hint="default"/>
+      </w:rPr>
+    </w:lvl>
+    <w:lvl w:ilvl="1" w:tplc="08090003" w:tentative="1">
+      <w:start w:val="1"/>
+      <w:numFmt w:val="bullet"/>
+      <w:lvlText w:val="o"/>
+      <w:lvlJc w:val="left"/>
+      <w:pPr>
+        <w:ind w:left="1440" w:hanging="360"/>
+      </w:pPr>
+      <w:rPr>
+        <w:rFonts w:ascii="Courier New" w:hAnsi="Courier New" w:cs="Courier New" w:hint="default"/>
+      </w:rPr>
+    </w:lvl>
+    <w:lvl w:ilvl="2" w:tplc="08090005" w:tentative="1">
+      <w:start w:val="1"/>
+      <w:numFmt w:val="bullet"/>
+      <w:lvlText w:val=""/>
+      <w:lvlJc w:val="left"/>
+      <w:pPr>
+        <w:ind w:left="2160" w:hanging="360"/>
+      </w:pPr>
+      <w:rPr>
+        <w:rFonts w:ascii="Wingdings" w:hAnsi="Wingdings" w:hint="default"/>
+      </w:rPr>
+    </w:lvl>
+    <w:lvl w:ilvl="3" w:tplc="08090001" w:tentative="1">
+      <w:start w:val="1"/>
+      <w:numFmt w:val="bullet"/>
+      <w:lvlText w:val=""/>
+      <w:lvlJc w:val="left"/>
+      <w:pPr>
+        <w:ind w:left="2880" w:hanging="360"/>
+      </w:pPr>
+      <w:rPr>
+        <w:rFonts w:ascii="Symbol" w:hAnsi="Symbol" w:hint="default"/>
+      </w:rPr>
+    </w:lvl>
+    <w:lvl w:ilvl="4" w:tplc="08090003" w:tentative="1">
+      <w:start w:val="1"/>
+      <w:numFmt w:val="bullet"/>
+      <w:lvlText w:val="o"/>
+      <w:lvlJc w:val="left"/>
+      <w:pPr>
+        <w:ind w:left="3600" w:hanging="360"/>
+      </w:pPr>
+      <w:rPr>
+        <w:rFonts w:ascii="Courier New" w:hAnsi="Courier New" w:cs="Courier New" w:hint="default"/>
+      </w:rPr>
+    </w:lvl>
+    <w:lvl w:ilvl="5" w:tplc="08090005" w:tentative="1">
+      <w:start w:val="1"/>
+      <w:numFmt w:val="bullet"/>
+      <w:lvlText w:val=""/>
+      <w:lvlJc w:val="left"/>
+      <w:pPr>
+        <w:ind w:left="4320" w:hanging="360"/>
+      </w:pPr>
+      <w:rPr>
+        <w:rFonts w:ascii="Wingdings" w:hAnsi="Wingdings" w:hint="default"/>
+      </w:rPr>
+    </w:lvl>
+    <w:lvl w:ilvl="6" w:tplc="08090001" w:tentative="1">
+      <w:start w:val="1"/>
+      <w:numFmt w:val="bullet"/>
+      <w:lvlText w:val=""/>
+      <w:lvlJc w:val="left"/>
+      <w:pPr>
+        <w:ind w:left="5040" w:hanging="360"/>
+      </w:pPr>
+      <w:rPr>
+        <w:rFonts w:ascii="Symbol" w:hAnsi="Symbol" w:hint="default"/>
+      </w:rPr>
+    </w:lvl>
+    <w:lvl w:ilvl="7" w:tplc="08090003" w:tentative="1">
+      <w:start w:val="1"/>
+      <w:numFmt w:val="bullet"/>
+      <w:lvlText w:val="o"/>
+      <w:lvlJc w:val="left"/>
+      <w:pPr>
+        <w:ind w:left="5760" w:hanging="360"/>
+      </w:pPr>
+      <w:rPr>
+        <w:rFonts w:ascii="Courier New" w:hAnsi="Courier New" w:cs="Courier New" w:hint="default"/>
+      </w:rPr>
+    </w:lvl>
+    <w:lvl w:ilvl="8" w:tplc="08090005" w:tentative="1">
+      <w:start w:val="1"/>
+      <w:numFmt w:val="bullet"/>
+      <w:lvlText w:val=""/>
+      <w:lvlJc w:val="left"/>
+      <w:pPr>
+        <w:ind w:left="6480" w:hanging="360"/>
+      </w:pPr>
+      <w:rPr>
+        <w:rFonts w:ascii="Wingdings" w:hAnsi="Wingdings" w:hint="default"/>
+      </w:rPr>
+    </w:lvl>
+  </w:abstractNum>
+  <w:abstractNum w:abstractNumId="7" w15:restartNumberingAfterBreak="0">
     <w:nsid w:val="76E04139"/>
     <w:multiLevelType w:val="hybridMultilevel"/>
     <w:tmpl w:val="DBE8E904"/>
@@ -1254,7 +2554,28 @@
     </w:lvl>
   </w:abstractNum>
   <w:num w:numId="1" w16cid:durableId="1389380658">
+    <w:abstractNumId w:val="7"/>
+  </w:num>
+  <w:num w:numId="2" w16cid:durableId="676345806">
     <w:abstractNumId w:val="0"/>
+  </w:num>
+  <w:num w:numId="3" w16cid:durableId="1207058471">
+    <w:abstractNumId w:val="6"/>
+  </w:num>
+  <w:num w:numId="4" w16cid:durableId="367679389">
+    <w:abstractNumId w:val="4"/>
+  </w:num>
+  <w:num w:numId="5" w16cid:durableId="1531797378">
+    <w:abstractNumId w:val="3"/>
+  </w:num>
+  <w:num w:numId="6" w16cid:durableId="2093089166">
+    <w:abstractNumId w:val="5"/>
+  </w:num>
+  <w:num w:numId="7" w16cid:durableId="1019507974">
+    <w:abstractNumId w:val="2"/>
+  </w:num>
+  <w:num w:numId="8" w16cid:durableId="342097930">
+    <w:abstractNumId w:val="1"/>
   </w:num>
 </w:numbering>
 </file>
@@ -1687,10 +3008,9 @@
     <w:next w:val="Normal"/>
     <w:link w:val="Heading2Char"/>
     <w:uiPriority w:val="9"/>
-    <w:semiHidden/>
     <w:unhideWhenUsed/>
     <w:qFormat/>
-    <w:rsid w:val="006B3ED2"/>
+    <w:rsid w:val="00620832"/>
     <w:pPr>
       <w:keepNext/>
       <w:keepLines/>
@@ -1699,8 +3019,9 @@
     </w:pPr>
     <w:rPr>
       <w:rFonts w:asciiTheme="majorHAnsi" w:eastAsiaTheme="majorEastAsia" w:hAnsiTheme="majorHAnsi" w:cstheme="majorBidi"/>
-      <w:color w:val="0F4761" w:themeColor="accent1" w:themeShade="BF"/>
-      <w:sz w:val="32"/>
+      <w:b/>
+      <w:color w:val="215E99" w:themeColor="text2" w:themeTint="BF"/>
+      <w:sz w:val="28"/>
       <w:szCs w:val="32"/>
     </w:rPr>
   </w:style>
@@ -1904,12 +3225,12 @@
     <w:basedOn w:val="DefaultParagraphFont"/>
     <w:link w:val="Heading2"/>
     <w:uiPriority w:val="9"/>
-    <w:semiHidden/>
-    <w:rsid w:val="006B3ED2"/>
+    <w:rsid w:val="00620832"/>
     <w:rPr>
       <w:rFonts w:asciiTheme="majorHAnsi" w:eastAsiaTheme="majorEastAsia" w:hAnsiTheme="majorHAnsi" w:cstheme="majorBidi"/>
-      <w:color w:val="0F4761" w:themeColor="accent1" w:themeShade="BF"/>
-      <w:sz w:val="32"/>
+      <w:b/>
+      <w:color w:val="215E99" w:themeColor="text2" w:themeTint="BF"/>
+      <w:sz w:val="28"/>
       <w:szCs w:val="32"/>
     </w:rPr>
   </w:style>
